--- a/Response_to_Reviewers_EBB-Net_revised.docx
+++ b/Response_to_Reviewers_EBB-Net_revised.docx
@@ -1,5 +1,1034 @@
 
-<file path=word/document.xml><?xml version="1.0" encoding="UTF-8"?><w:document xmlns:wpc="http://schemas.microsoft.com/office/word/2010/wordprocessingCanvas" xmlns:cx="http://schemas.microsoft.com/office/drawing/2014/chartex" xmlns:cx1="http://schemas.microsoft.com/office/drawing/2015/9/8/chartex" xmlns:cx2="http://schemas.microsoft.com/office/drawing/2015/10/21/chartex" xmlns:cx3="http://schemas.microsoft.com/office/drawing/2016/5/9/chartex" xmlns:cx4="http://schemas.microsoft.com/office/drawing/2016/5/10/chartex" xmlns:cx5="http://schemas.microsoft.com/office/drawing/2016/5/11/chartex" xmlns:cx6="http://schemas.microsoft.com/office/drawing/2016/5/12/chartex" xmlns:cx7="http://schemas.microsoft.com/office/drawing/2016/5/13/chartex" xmlns:cx8="http://schemas.microsoft.com/office/drawing/2016/5/14/chartex" xmlns:mc="http://schemas.openxmlformats.org/markup-compatibility/2006" xmlns:aink="http://schemas.microsoft.com/office/drawing/2016/ink" xmlns:am3d="http://schemas.microsoft.com/office/drawing/2017/model3d" xmlns:o="urn:schemas-microsoft-com:office:office" xmlns:r="http://schemas.openxmlformats.org/officeDocument/2006/relationships" xmlns:m="http://schemas.openxmlformats.org/officeDocument/2006/math" xmlns:v="urn:schemas-microsoft-com:vml" xmlns:wp14="http://schemas.microsoft.com/office/word/2010/wordprocessingDrawing" xmlns:wp="http://schemas.openxmlformats.org/drawingml/2006/wordprocessingDrawing" xmlns:w10="urn:schemas-microsoft-com:office:word" xmlns:w="http://schemas.openxmlformats.org/wordprocessingml/2006/main" xmlns:w14="http://schemas.microsoft.com/office/word/2010/wordml" xmlns:w15="http://schemas.microsoft.com/office/word/2012/wordml" xmlns:w16cex="http://schemas.microsoft.com/office/word/2018/wordml/cex" xmlns:w16cid="http://schemas.microsoft.com/office/word/2016/wordml/cid" xmlns:w16="http://schemas.microsoft.com/office/word/2018/wordml" xmlns:w16sdtdh="http://schemas.microsoft.com/office/word/2020/wordml/sdtdatahash" xmlns:w16se="http://schemas.microsoft.com/office/word/2015/wordml/symex" xmlns:wpg="http://schemas.microsoft.com/office/word/2010/wordprocessingGroup" xmlns:wpi="http://schemas.microsoft.com/office/word/2010/wordprocessingInk" xmlns:wne="http://schemas.microsoft.com/office/word/2006/wordml" xmlns:wps="http://schemas.microsoft.com/office/word/2010/wordprocessingShape" mc:Ignorable="w14 w15 w16se w16cid w16 w16cex w16sdtdh wp14"><w:body><w:p><w:pPr><w:pStyle w:val="Heading1"/></w:pPr><w:r><w:t>Response to Reviewers — Revised Manuscript (EBB-Net)</w:t></w:r></w:p><w:p><w:r><w:t xml:space="preserve">Rather than patch the original EEI/CSI regression task, we redesigned the prediction problem from the ground up. The manuscript is resubmitted under a new title, </w:t></w:r><w:r><w:rPr><w:b/></w:rPr><w:t>EBB-Net</w:t></w:r><w:r><w:t xml:space="preserve">, predicting a </w:t></w:r><w:r><w:rPr><w:b/></w:rPr><w:t>per-student, per-week binary engagement-decline label</w:t></w:r><w:r><w:t xml:space="preserve"> (Section 3.3) in place of the two presentation-level indices (EEI, CSI). This directly removes the root cause the Editor and both reviewers identified — a continuous target with only 22 distinct values broadcast down to 28,497 student rows — rather than attempting to statistically correct for it. Below we respond to each comment individually and state, for each one, whether it is resolved, resolved by the redesign, partially resolved, or still open.</w:t></w:r></w:p><w:p><w:pPr><w:pBdr><w:bottom w:val="single" w:sz="6" w:space="1" w:color="auto"/></w:pBdr></w:pPr></w:p><w:p><w:pPr><w:pStyle w:val="Heading2"/></w:pPr><w:r><w:t>Response to the Editor</w:t></w:r></w:p><w:p><w:r><w:rPr><w:b/></w:rPr><w:t>Comment 1.</w:t></w:r><w:r><w:t xml:space="preserve"> </w:t></w:r><w:r><w:rPr><w:i/></w:rPr><w:t>The target variables (EEI and CSI) are aggregated at the module-presentation level (22 values) but assigned to individual students, so the model inadvertently classifies the module ID.</w:t></w:r></w:p><w:p><w:r><w:rPr><w:b/></w:rPr><w:t>Response — Resolved by redesign.</w:t></w:r><w:r><w:t xml:space="preserve"> EEI and CSI have been removed entirely. The new target is defined per enrollment-week: a student's own week-(t+1) behaviour compared with their own personal baseline from weeks (t-4) through (t) (Section 3.3, Eq. 5–8). Every one of the 574,461 labelled windows now carries a label computed from that individual enrollment's history, not from a presentation-level aggregate. There are no longer 22 distinct label values; labels vary continuously with each student's own activity.</w:t></w:r></w:p><w:p><w:r><w:rPr><w:b/></w:rPr><w:t>Comment 2.</w:t></w:r><w:r><w:t xml:space="preserve"> </w:t></w:r><w:r><w:rPr><w:i/></w:rPr><w:t>Static models (MLP) outperforming temporal models (LSTM) proves the temporal branch was processing noise.</w:t></w:r></w:p><w:p><w:r><w:rPr><w:b/></w:rPr><w:t>Response — Resolved by redesign.</w:t></w:r><w:r><w:t xml:space="preserve"> With the leakage source removed, the ordering now runs the other way: on the test set, the single-week MLP reaches PR-AUC 0.7983, the GRU 0.8046, the TCN 0.8048 and EBB-Net 0.8105 (Table 10). Models that use more temporal history now outperform the single-week MLP on PR-AUC (GRU 0.8046, TCN 0.8048 vs MLP 0.7983). However, the single-week gradient-boosted tree baselines (LightGBM 0.8061, XGBoost 0.8058) exceed both sequence models, and removing the TCN from EBB-Net reduces PR-AUC by only 0.0006 (ablation A3, Table 9). We therefore no longer claim that temporal modelling is the primary source of performance gain; §4.6 has been revised to state this clearly.</w:t></w:r></w:p><w:p><w:r><w:rPr><w:b/></w:rPr><w:t>Comment 3.</w:t></w:r><w:r><w:t xml:space="preserve"> </w:t></w:r><w:r><w:rPr><w:i/></w:rPr><w:t>The SHAP analysis mistakes data leakage for insight; the top-ranked features are module identifiers.</w:t></w:r></w:p><w:p><w:r><w:rPr><w:b/></w:rPr><w:t>Response — Resolved.</w:t></w:r><w:r><w:t xml:space="preserve"> The SHAP analysis (Section 4.7) was re-run on the new model. No demographic or module/course-identifying feature appears among the twenty highest-ranked features. The dominant features are the student's own current-week behavioural ratios relative to their personal baseline (e.g., r_cur_total_clicks (t)) and the baseline levels themselves — exactly the features the target is defined from, not metadata that identifies the presentation.</w:t></w:r></w:p><w:p><w:r><w:rPr><w:b/></w:rPr><w:t>Comment 4.</w:t></w:r><w:r><w:t xml:space="preserve"> </w:t></w:r><w:r><w:rPr><w:i/></w:rPr><w:t>Severe formatting and typographical errors in core mathematical formulas.</w:t></w:r></w:p><w:p><w:r><w:rPr><w:b/></w:rPr><w:t>Response — Resolved.</w:t></w:r><w:r><w:t xml:space="preserve"> All equations were rewritten for the new target and architecture (Eqs. 1–19). Remaining notation errors have been corrected in this revision: the binary logit symbol z_t was added to §3.5; the true label symbol in Eq. 10 text was corrected from ŷ_t to y_t; d_t and W_t are now defined at their first use; L_δ and D_cur are now numbered as display equations. We also added a Data </w:t><w:lastRenderedPageBreak/><w:t>and Code Availability statement and fixed inconsistent component naming (see response to Reviewer 2, Comment 10).</w:t></w:r></w:p><w:p><w:pPr><w:pBdr><w:bottom w:val="single" w:sz="6" w:space="1" w:color="auto"/></w:pBdr></w:pPr></w:p><w:p><w:pPr><w:pStyle w:val="Heading2"/></w:pPr><w:r><w:t>Response to Reviewer 1</w:t></w:r></w:p><w:p><w:pPr><w:pStyle w:val="Heading3"/></w:pPr><w:r><w:t>Section 1 — Measurement</w:t></w:r></w:p><w:p><w:r><w:rPr><w:b/></w:rPr><w:t>1.1 The regression has 22 distinct labels, not 28,497; fix: group or temporal evaluation.</w:t></w:r></w:p><w:p><w:r><w:rPr><w:b/></w:rPr><w:t>Response — Resolved by redesign.</w:t></w:r><w:r><w:t xml:space="preserve"> The label-sharing problem no longer exists: the new target is computed per enrollment-week from that enrollment's own data, so there is no cluster-structured label and no presentation-level broadcast to correct for (Section 3.3). We did </w:t></w:r><w:r><w:rPr><w:b/></w:rPr><w:t>not</w:t></w:r><w:r><w:t xml:space="preserve">, however, adopt the specific fix the reviewer recommends as strongest — a temporal, presentation-held-out split training on 2013B/2013J and testing on 2014B/2014J. The current split (Section 3.1) is enrollment-level, stratified by module presentation and withdrawal status, with imputation/scaling/baselines fit on the training partition only. We report this as an explicit open limitation (manuscript Limitations section) rather than claiming it is resolved: current results demonstrate generalisation to held-out enrollments, not to a genuinely future, unseen cohort. We ask the Editor's guidance on whether this remaining gap is acceptable given the removal of the leakage mechanism that motivated the original request, or whether the temporal split is required before further review.</w:t></w:r></w:p><w:p><w:r><w:rPr><w:b/></w:rPr><w:t>1.2 Target components share tables with predictors; fix: full feature table, index formulae, handling of date_unregistration, negative dates, banked scores.</w:t></w:r></w:p><w:p><w:r><w:rPr><w:b/></w:rPr><w:t>Response — Resolved by redesign.</w:t></w:r><w:r><w:t xml:space="preserve"> The new target (Section 3.3, Eq. 5–8) is built only from the student's own week t+1 total clicks, active days and unique sites, compared with their own median over weeks (t-4)…(t). The next-week values and the change score itself are explicitly excluded from the model inputs (Section 3.3: &quot;The next-week change score and its component ratios are stored for label construction and analysis, not included among the model inputs&quot;). Section 3.3 gives the complete list of the 82 dynamic and 34 static features by group. date_unregistration is used only to define the observation window (a week is unobserved from withdrawal onward; Section 3.1) and does not enter the feature set. Section 3.2 states explicitly that pre-course (negative-date) clicks are retained as pre-course activity and are not treated as missing, and that assessment scores are lagged by one week to represent marking delay and avoid using not-yet-available scores (Section 3.3).</w:t></w:r></w:p><w:p><w:r><w:rPr><w:b/></w:rPr><w:t>1.3 &quot;Curriculum stress&quot; is a psychological label without validation; fix: convergent validity or rename.</w:t></w:r></w:p><w:p><w:r><w:rPr><w:b/></w:rPr><w:t>Response — Resolved by redesign (option b).</w:t></w:r><w:r><w:t xml:space="preserve"> CSI and EEI, and the &quot;stress&quot;/&quot;effectiveness&quot; framing, have been removed. The new target is named and described purely behaviourally: &quot;next-week behavioural engagement decline relative to personal baseline&quot; (Section 3.3, Section 4.1). No psychological or affective construct is claimed, and no construct-validity claim is made for it, since it is a directly observable behavioural quantity (a ratio of click/activity counts), not an aggregate index requiring external validation.</w:t></w:r></w:p><w:p><w:pPr><w:pStyle w:val="Heading3"/></w:pPr><w:r><w:lastRenderedPageBreak/><w:t>Section 2 — Evaluation protocol</w:t></w:r></w:p><w:p><w:r><w:rPr><w:b/></w:rPr><w:t>2.1 No split described; early-prediction claim untested.</w:t></w:r></w:p><w:p><w:r><w:rPr><w:b/></w:rPr><w:t>Response — Resolved (split); early-detection framing removed.</w:t></w:r><w:r><w:t xml:space="preserve"> Section 3.1 and Table 2 now give the exact split: enrollment-level, 70/15/15 train/validation/test, stratified by module presentation and withdrawal status within 44 strata, fit on training enrollments only, with exact student/enrollment/row counts per split. The manuscript no longer claims early detection of curriculum effectiveness or stress; the task is now explicitly next-week behavioural decline prediction from a six-week rolling window (Section 3.1, 4.1). We have not added a truncation-at-week-k curve (weeks 4, 8, 12, …); this remains open for future work, consistent with the model's new framing as weekly early-warning rather than end-of-course reconstruction.</w:t></w:r></w:p><w:p><w:r><w:rPr><w:b/></w:rPr><w:t>2.2 Headline numbers are the best of four seeds, selected on the test set.</w:t></w:r></w:p><w:p><w:r><w:rPr><w:b/></w:rPr><w:t>Response — Resolved.</w:t></w:r><w:r><w:t xml:space="preserve"> All headline numbers in Tables 9–11 and the abstract are now mean ± SD over ten seeds (42–51). Tables 6, 7 and 8 and Figures 3 and 4 previously reported three-seed values; these have been updated to ten seeds in this revision. The Conclusion and §3.5 seed references have also been corrected. Model selection uses validation PR-AUC only; the test set is touched once per seed.</w:t></w:r></w:p><w:p><w:r><w:rPr><w:b/></w:rPr><w:t>2.3 Reported statistics do not reconcile; CIs are miscalculated; Wilcoxon p &lt; 0.001 impossible at n = 4.</w:t></w:r></w:p><w:p><w:r><w:rPr><w:b/></w:rPr><w:t>Response — Resolved.</w:t></w:r><w:r><w:t xml:space="preserve"> With ten real seeds, a two-sided exact Wilcoxon signed-rank test is well-defined (minimum attainable two-sided p at n = 10 is 1/512 ≈ 0.00195, achievable and correctly computed; see Table 11). We report, for every model comparison, the pairing unit (seed), n (10), the test statistic, the raw p-value, the Holm-Bonferroni-corrected p-value across all 36 comparisons performed, and a numeric effect size (matched-pairs rank-biserial correlation r). Summary tables (9–12) are generated from the same per-seed result files. Note: with n = 10 seeds and 36 simultaneous comparisons, the smallest attainable Holm-corrected p-value is 0.070; the current Table 11 Holm p-values of 0.117 do not reach p < 0.05, so the significance language in §4.6 and the Limitations has been corrected to remove the claim of statistical significance.</w:t></w:r></w:p><w:p><w:r><w:rPr><w:b/></w:rPr><w:t xml:space="preserve">2.4 The comparison set is not appropriate; add GBM/RF/ridge; correct the DAKTN MAE claim.</w:t></w:r></w:p><w:p><w:r><w:rPr><w:b/></w:rPr><w:t>Response — Resolved.</w:t></w:r><w:r><w:t xml:space="preserve"> We removed the knowledge-tracing comparators (SAKT, AKT, DAKTN, CL4KT), which the reviewer correctly identified as a mismatch for an untagged, non-KC dataset, and replaced them with the comparison the reviewer recommended: XGBoost, LightGBM, Random Forest and L2-regularised logistic regression (the ridge-classifier analogue, since the task is now binary classification rather than regression), trained on the identical last-week-plus-static feature set used by the MLP baseline, under the same split and the same ten seeds, with an equal, stated tuning budget (random search, same number of trials as the neural SOTA models). Results are in Table 10; EBB-Net outperforms all seven baselines, including the strongest, LightGBM, by 0.0044 PR-AUC. The DAKTN comparison and its MAE error no longer apply, as DAKTN is no longer part of the comparison set. We did not add the three requested leakage-diagnostic baselines (training-mean predictor, presentation-identifier-only predictor, metadata-only predictor) from Reviewer 1's Requirement 2, since the new target construction (Section 3.3) does not depend on presentation identity at all; we note this as a simplification rather than claiming the diagnostic was run.</w:t></w:r></w:p><w:p><w:r><w:rPr><w:b/></w:rPr><w:t>2.5 Batch-dependent inference; undefined ablated components (CBGF, AEML, consistency loss).</w:t></w:r></w:p><w:p><w:r><w:rPr><w:b/></w:rPr><w:t>Response — Resolved.</w:t></w:r><w:r><w:t xml:space="preserve"> The Cross-Student Transformer has been removed from the architecture. EBB-Net's temporal branch (Section 3.4) is a causal temporal convolutional network with masked attention </w:t><w:lastRenderedPageBreak/><w:t xml:space="preserve">pooling applied within a single enrollment's own time steps; there is no attention or normalisation across students in a batch. We measured inference latency directly (new Section 4.6.2): batched (batch size 4096) and single-row (batch size 1) inference give identical predictions by construction, since no cross-sample computation exists, and we report batched throughput (51,959 rows/s) and single-row latency (4.18 ms/row) explicitly. Cross-Branch Gated Fusion, Adaptive Error-Margin Learning and the cross-task consistency loss have all been removed from the architecture description, abstract and ablation study; the current ablations (A1–A5, Section 4.5, Table 9) test components that are fully defined in Section 3.4–3.5 (group tokens, Context-FiLM, the temporal TCN, the binary head, and the change-score regression head).</w:t></w:r></w:p><w:p><w:pPr><w:pStyle w:val="Heading3"/></w:pPr><w:r><w:t>Section 3 — Reproducibility</w:t></w:r></w:p><w:p><w:r><w:rPr><w:b/></w:rPr><w:t>Response — Partially resolved.</w:t></w:r><w:r><w:t xml:space="preserve"> Section 3.1–3.3 now give the complete derivation pipeline in text: week assignment, cleaning rules, exclusion criteria, all feature groups, and the exact target formulae with weights (Eqs. 1–8). Parameter count (238,575 trainable parameters) and training/inference time (new Table 12, Section 4.6.2) are now reported. A Data and Code Availability Statement citing the OULAD data descriptor (Kuzilek, Hlosta &amp; Zdrahal, 2017, Scientific Data 4:170171) under CC-BY 4.0 has been added at the end of the manuscript. We have </w:t></w:r><w:r><w:rPr><w:b/></w:rPr><w:t>not yet</w:t></w:r><w:r><w:t xml:space="preserve"> deposited a DOI-bearing public code repository; the availability statement currently contains a placeholder for the authors to insert the repository link (or a statement of availability on request) before submission. We flag this as the one reproducibility item still open.</w:t></w:r></w:p><w:p><w:pPr><w:pStyle w:val="Heading3"/></w:pPr><w:r><w:t>Section 4 — Requirements for resubmission</w:t></w:r></w:p><w:tbl><w:tblPr><w:tblStyle w:val="TableGrid"/><w:tblW w:w="0" w:type="auto"/><w:tblLayout w:type="fixed"/><w:tblLook w:val="0420" w:firstRow="1" w:lastRow="0" w:firstColumn="0" w:lastColumn="0" w:noHBand="0" w:noVBand="1"/></w:tblPr><w:tblGrid><w:gridCol w:w="720"/><w:gridCol w:w="3720"/><w:gridCol w:w="4920"/></w:tblGrid><w:tr><w:trPr><w:tblHeader/></w:trPr><w:tc><w:tcPr><w:tcW w:w="720" w:type="dxa"/><w:shd w:val="clear" w:color="auto" w:fill="F2F2F2"/></w:tcPr><w:p><w:r><w:t>#</w:t></w:r></w:p></w:tc><w:tc><w:tcPr><w:tcW w:w="3720" w:type="dxa"/><w:shd w:val="clear" w:color="auto" w:fill="F2F2F2"/></w:tcPr><w:p><w:r><w:t>Requirement</w:t></w:r></w:p></w:tc><w:tc><w:tcPr><w:tcW w:w="4920" w:type="dxa"/><w:shd w:val="clear" w:color="auto" w:fill="F2F2F2"/></w:tcPr><w:p><w:r><w:t>Status</w:t></w:r></w:p></w:tc></w:tr><w:tr><w:tc><w:tcPr><w:tcW w:w="720" w:type="dxa"/></w:tcPr><w:p><w:r><w:t>1</w:t></w:r></w:p></w:tc><w:tc><w:tcPr><w:tcW w:w="3720" w:type="dxa"/></w:tcPr><w:p><w:r><w:t>Grouped or temporal evaluation</w:t></w:r></w:p></w:tc><w:tc><w:tcPr><w:tcW w:w="4920" w:type="dxa"/></w:tcPr><w:p><w:r><w:t xml:space="preserve">Resolved by redesign (no shared/cluster labels remain); temporal 2013→2014 split </w:t></w:r><w:r><w:rPr><w:b/></w:rPr><w:t>not</w:t></w:r><w:r><w:t xml:space="preserve"> adopted — open, see 1.1 above</w:t></w:r></w:p></w:tc></w:tr><w:tr><w:tc><w:tcPr><w:tcW w:w="720" w:type="dxa"/></w:tcPr><w:p><w:r><w:t>2</w:t></w:r></w:p></w:tc><w:tc><w:tcPr><w:tcW w:w="3720" w:type="dxa"/></w:tcPr><w:p><w:r><w:t>Leakage diagnostics (training-mean, presentation-ID-only, metadata-only predictors)</w:t></w:r></w:p></w:tc><w:tc><w:tcPr><w:tcW w:w="4920" w:type="dxa"/></w:tcPr><w:p><w:r><w:t>Not run — the new target construction does not depend on presentation identity, so we consider the specific risk addressed by design, but the diagnostic baselines themselves were not added</w:t></w:r></w:p></w:tc></w:tr><w:tr><w:tc><w:tcPr><w:tcW w:w="720" w:type="dxa"/></w:tcPr><w:p><w:r><w:t>3</w:t></w:r></w:p></w:tc><w:tc><w:tcPr><w:tcW w:w="3720" w:type="dxa"/></w:tcPr><w:p><w:r><w:t>Complete target/feature specification, date_unregistration, negative dates, banked scores</w:t></w:r></w:p></w:tc><w:tc><w:tcPr><w:tcW w:w="4920" w:type="dxa"/></w:tcPr><w:p><w:r><w:t>Resolved (Sections 3.1–3.3)</w:t></w:r></w:p></w:tc></w:tr><w:tr><w:tc><w:tcPr><w:tcW w:w="720" w:type="dxa"/></w:tcPr><w:p><w:r><w:t>4</w:t></w:r></w:p></w:tc><w:tc><w:tcPr><w:tcW w:w="3720" w:type="dxa"/></w:tcPr><w:p><w:r><w:t>Construct resolution (validity or rename)</w:t></w:r></w:p></w:tc><w:tc><w:tcPr><w:tcW w:w="4920" w:type="dxa"/></w:tcPr><w:p><w:r><w:t>Resolved — renamed to a directly observable behavioural target; no construct-validity claim made or needed</w:t></w:r></w:p></w:tc></w:tr><w:tr><w:tc><w:tcPr><w:tcW w:w="720" w:type="dxa"/></w:tcPr><w:p><w:r><w:t>5</w:t></w:r></w:p></w:tc><w:tc><w:tcPr><w:tcW w:w="3720" w:type="dxa"/></w:tcPr><w:p><w:r><w:t>Split protocol and early-prediction curve</w:t></w:r></w:p></w:tc><w:tc><w:tcPr><w:tcW w:w="4920" w:type="dxa"/></w:tcPr><w:p><w:r><w:t>Split fully specified (resolved); truncation-at-week-k curve not added (open)</w:t></w:r></w:p></w:tc></w:tr><w:tr><w:tc><w:tcPr><w:tcW w:w="720" w:type="dxa"/></w:tcPr><w:p><w:r><w:t>6</w:t></w:r></w:p></w:tc><w:tc><w:tcPr><w:tcW w:w="3720" w:type="dxa"/></w:tcPr><w:p><w:r><w:t>≥10 seeds; mean ± SD everywhere</w:t></w:r></w:p></w:tc><w:tc><w:tcPr><w:tcW w:w="4920" w:type="dxa"/></w:tcPr><w:p><w:r><w:t>Resolved (Tables 9–10)</w:t></w:r></w:p></w:tc></w:tr><w:tr><w:tc><w:tcPr><w:tcW w:w="720" w:type="dxa"/></w:tcPr><w:p><w:r><w:lastRenderedPageBreak/><w:t>7</w:t></w:r></w:p></w:tc><w:tc><w:tcPr><w:tcW w:w="3720" w:type="dxa"/></w:tcPr><w:p><w:r><w:t>Statistics: CIs, reconciliation, pairing unit, n, statistic, exact p, correction, effect size</w:t></w:r></w:p></w:tc><w:tc><w:tcPr><w:tcW w:w="4920" w:type="dxa"/></w:tcPr><w:p><w:r><w:t>Resolved (Table 11)</w:t></w:r></w:p></w:tc></w:tr><w:tr><w:tc><w:tcPr><w:tcW w:w="720" w:type="dxa"/></w:tcPr><w:p><w:r><w:t>8</w:t></w:r></w:p></w:tc><w:tc><w:tcPr><w:tcW w:w="3720" w:type="dxa"/></w:tcPr><w:p><w:r><w:t>Appropriate baselines (GBM, RF, ridge), equal tuning budget</w:t></w:r></w:p></w:tc><w:tc><w:tcPr><w:tcW w:w="4920" w:type="dxa"/></w:tcPr><w:p><w:r><w:t>Resolved (Table 10)</w:t></w:r></w:p></w:tc></w:tr><w:tr><w:tc><w:tcPr><w:tcW w:w="720" w:type="dxa"/></w:tcPr><w:p><w:r><w:t>9</w:t></w:r></w:p></w:tc><w:tc><w:tcPr><w:tcW w:w="3720" w:type="dxa"/></w:tcPr><w:p><w:r><w:t>Architecture–experiment consistency (CBGF, AEML, consistency loss)</w:t></w:r></w:p></w:tc><w:tc><w:tcPr><w:tcW w:w="4920" w:type="dxa"/></w:tcPr><w:p><w:r><w:t>Resolved — these components removed; ablations now match the implemented architecture exactly</w:t></w:r></w:p></w:tc></w:tr><w:tr><w:tc><w:tcPr><w:tcW w:w="720" w:type="dxa"/></w:tcPr><w:p><w:r><w:t>10</w:t></w:r></w:p></w:tc><w:tc><w:tcPr><w:tcW w:w="3720" w:type="dxa"/></w:tcPr><w:p><w:r><w:t>Batch-composition controls</w:t></w:r></w:p></w:tc><w:tc><w:tcPr><w:tcW w:w="4920" w:type="dxa"/></w:tcPr><w:p><w:r><w:t>Resolved — architecture has no cross-student computation; latency measured at batch size 1 and 4096</w:t></w:r></w:p></w:tc></w:tr><w:tr><w:tc><w:tcPr><w:tcW w:w="720" w:type="dxa"/></w:tcPr><w:p><w:r><w:t>11</w:t></w:r></w:p></w:tc><w:tc><w:tcPr><w:tcW w:w="3720" w:type="dxa"/></w:tcPr><w:p><w:r><w:t>DOI-bearing reproducibility package</w:t></w:r></w:p></w:tc><w:tc><w:tcPr><w:tcW w:w="4920" w:type="dxa"/></w:tcPr><w:p><w:r><w:t>Open — availability statement added; repository link pending</w:t></w:r></w:p></w:tc></w:tr></w:tbl><w:p><w:pPr><w:pBdr><w:bottom w:val="single" w:sz="6" w:space="1" w:color="auto"/></w:pBdr></w:pPr></w:p><w:p><w:pPr><w:pStyle w:val="Heading2"/></w:pPr><w:r><w:t>Response to Reviewer 2</w:t></w:r></w:p><w:p><w:r><w:rPr><w:b/></w:rPr><w:t xml:space="preserve">Comment 1 — Unit of prediction/evaluation; held-out-presentation split; distinct presentation counts.</w:t></w:r></w:p><w:p><w:r><w:rPr><w:b/></w:rPr><w:t>Response — Resolved by redesign; held-out-presentation split not adopted.</w:t></w:r><w:r><w:t xml:space="preserve"> As above, the new target is computed per enrollment-week, so a random split can no longer place identical labels in both train and test by construction. Table 2 reports exact student, enrollment and row counts per split. We did not evaluate on held-out module presentations specifically; this remains an open item (see Reviewer 1, 1.1).</w:t></w:r></w:p><w:p><w:r><w:rPr><w:b/></w:rPr><w:t>Comment 2 — Prospective, leakage-free prediction; specify prediction date, feature availability, remove outcome-derived inputs; recompute preprocessing per fold.</w:t></w:r></w:p><w:p><w:r><w:rPr><w:b/></w:rPr><w:t>Response — Resolved.</w:t></w:r><w:r><w:t xml:space="preserve"> Section 3.3 states explicitly that inputs stop at week t and the label is defined from week t+1; the next-week values themselves are excluded from the inputs. Section 3.2 confirms imputation medians, scaling statistics and peer-reference distributions are fit on the training partition only and applied unchanged to validation/test. We did not implement per-fold recomputation (the split is a single fixed 70/15/15 partition, not cross-validated), which we note as a simplification rather than a limitation specific to leakage, since training-only fitting already prevents test-set information from entering preprocessing.</w:t></w:r></w:p><w:p><w:r><w:rPr><w:b/></w:rPr><w:t>Comment 3 — Validate EEI/CSI constructs.</w:t></w:r></w:p><w:p><w:r><w:rPr><w:b/></w:rPr><w:t>Response — Resolved by redesign.</w:t></w:r><w:r><w:t xml:space="preserve"> No longer applicable; EEI and CSI have been removed (see Editor Comment 1 and Reviewer 1, 1.3).</w:t></w:r></w:p><w:p><w:r><w:rPr><w:b/></w:rPr><w:t>Comment 4 — Resolve batch dependence of the Cross-Student Transformer.</w:t></w:r></w:p><w:p><w:r><w:rPr><w:b/></w:rPr><w:lastRenderedPageBreak/><w:t>Response — Resolved.</w:t></w:r><w:r><w:t xml:space="preserve"> See Reviewer 1, 2.5 above; the Cross-Student Transformer has been removed, and batch-size-invariance is now structural, confirmed by the new inference-latency measurements (Section 4.6.2).</w:t></w:r></w:p><w:p><w:r><w:rPr><w:b/></w:rPr><w:t>Comment 5 — Reconcile described vs. implemented architecture (CBGF, AEML, consistency loss).</w:t></w:r></w:p><w:p><w:r><w:rPr><w:b/></w:rPr><w:t>Response — Resolved.</w:t></w:r><w:r><w:t xml:space="preserve"> These named components have been removed from the manuscript entirely; Section 3.4 describes only the components that are actually implemented and ablated (group tokens, Context-FiLM, temporal TCN, binary head, change-score regression head), each with its own equation.</w:t></w:r></w:p><w:p><w:r><w:rPr><w:b/></w:rPr><w:t>Comment 6 — Redesign baselines (GBM, RF, ridge); matched temporal/structural networks; document knowledge-tracing adaptation or replace; correct DAKTN MAE claim.</w:t></w:r></w:p><w:p><w:r><w:rPr><w:b/></w:rPr><w:t>Response — Resolved.</w:t></w:r><w:r><w:t xml:space="preserve"> See Reviewer 1, 2.4 above. We replaced the knowledge-tracing comparators with XGBoost, LightGBM, Random Forest and L2-regularised logistic regression, matched on features, split, seeds and tuning budget (Table 10). We did not add single-branch (temporal-only / structural-only) ablations specifically, though the existing ablations (A3: without temporal TCN; A1/A2: without group tokens / Context-FiLM) partially cover this comparison.</w:t></w:r></w:p><w:p><w:r><w:rPr><w:b/></w:rPr><w:t>Comment 7 — Correct uncertainty and significance analysis.</w:t></w:r></w:p><w:p><w:r><w:rPr><w:b/></w:rPr><w:t>Response — Resolved.</w:t></w:r><w:r><w:t xml:space="preserve"> See Reviewer 1, 2.3 above and new Table 11 (Wilcoxon signed-rank, paired by seed, n = 10, Holm-Bonferroni correction across 36 comparisons, rank-biserial effect size).</w:t></w:r></w:p><w:p><w:r><w:rPr><w:b/></w:rPr><w:t>Comment 8 — Report robustness, not best-seed selection; compare at presentation level.</w:t></w:r></w:p><w:p><w:r><w:rPr><w:b/></w:rPr><w:t>Response — Partially resolved.</w:t></w:r><w:r><w:t xml:space="preserve"> All results are now mean ± SD over ten prespecified seeds, with no seed selection on test performance (Tables 9–10). We did not additionally report presentation-level aggregated comparisons, since the new target no longer has a presentation-level interpretation to aggregate to.</w:t></w:r></w:p><w:p><w:r><w:rPr><w:b/></w:rPr><w:t>Comment 9 — Clarify novelty; ablations without cross-student attention/each loss; report parameter counts and costs.</w:t></w:r></w:p><w:p><w:r><w:rPr><w:b/></w:rPr><w:t>Response — Partially resolved.</w:t></w:r><w:r><w:t xml:space="preserve"> Parameter count (238,575) and training/inference time (new Section 4.6.2, Table 12) are now reported. Cross-student attention has been removed from the architecture rather than ablated, since Reviewer 2's own Comment 4 raised it as a design flaw to resolve rather than retain. A full novelty contrast against the closest prior multi-task learning-analytics systems was not added in this revision.</w:t></w:r></w:p><w:p><w:r><w:rPr><w:b/></w:rPr><w:t>Comment 10 — Improve reproducibility: feature dictionary, missing-data rules, equations, notation, naming consistency.</w:t></w:r></w:p><w:p><w:r><w:rPr><w:b/></w:rPr><w:t>Response — Resolved.</w:t></w:r><w:r><w:t xml:space="preserve"> Section 3.1–3.3 give the cleaning rules, exclusion criteria, and all feature groups in text; equations are complete and consistent (Eqs. 1–19); component naming is now consistent throughout (EBB-Net framework, group tokens, Context-FiLM, temporal TCN — no CAFE-Net/EBB-Net name mixing remains). A dedicated tabular feature dictionary (one row per feature with description and group) was not added as a standalone table; the feature groups are described in running text in Section 3.3.</w:t></w:r></w:p><w:sectPr><w:pgSz w:w="12240" w:h="15840"/><w:pgMar w:top="1440" w:right="1440" w:bottom="1440" w:left="1440" w:header="720" w:footer="720" w:gutter="0"/><w:cols w:space="720"/></w:sectPr></w:body></w:document>
+<file path=word/document.xml><?xml version="1.0" encoding="utf-8"?>
+<w:document xmlns:wpc="http://schemas.microsoft.com/office/word/2010/wordprocessingCanvas" xmlns:cx="http://schemas.microsoft.com/office/drawing/2014/chartex" xmlns:cx1="http://schemas.microsoft.com/office/drawing/2015/9/8/chartex" xmlns:cx2="http://schemas.microsoft.com/office/drawing/2015/10/21/chartex" xmlns:cx3="http://schemas.microsoft.com/office/drawing/2016/5/9/chartex" xmlns:cx4="http://schemas.microsoft.com/office/drawing/2016/5/10/chartex" xmlns:cx5="http://schemas.microsoft.com/office/drawing/2016/5/11/chartex" xmlns:cx6="http://schemas.microsoft.com/office/drawing/2016/5/12/chartex" xmlns:cx7="http://schemas.microsoft.com/office/drawing/2016/5/13/chartex" xmlns:cx8="http://schemas.microsoft.com/office/drawing/2016/5/14/chartex" xmlns:mc="http://schemas.openxmlformats.org/markup-compatibility/2006" xmlns:aink="http://schemas.microsoft.com/office/drawing/2016/ink" xmlns:am3d="http://schemas.microsoft.com/office/drawing/2017/model3d" xmlns:o="urn:schemas-microsoft-com:office:office" xmlns:r="http://schemas.openxmlformats.org/officeDocument/2006/relationships" xmlns:m="http://schemas.openxmlformats.org/officeDocument/2006/math" xmlns:v="urn:schemas-microsoft-com:vml" xmlns:wp14="http://schemas.microsoft.com/office/word/2010/wordprocessingDrawing" xmlns:wp="http://schemas.openxmlformats.org/drawingml/2006/wordprocessingDrawing" xmlns:w10="urn:schemas-microsoft-com:office:word" xmlns:w="http://schemas.openxmlformats.org/wordprocessingml/2006/main" xmlns:w14="http://schemas.microsoft.com/office/word/2010/wordml" xmlns:w15="http://schemas.microsoft.com/office/word/2012/wordml" xmlns:w16cex="http://schemas.microsoft.com/office/word/2018/wordml/cex" xmlns:w16cid="http://schemas.microsoft.com/office/word/2016/wordml/cid" xmlns:w16="http://schemas.microsoft.com/office/word/2018/wordml" xmlns:w16sdtdh="http://schemas.microsoft.com/office/word/2020/wordml/sdtdatahash" xmlns:w16se="http://schemas.microsoft.com/office/word/2015/wordml/symex" xmlns:wpg="http://schemas.microsoft.com/office/word/2010/wordprocessingGroup" xmlns:wpi="http://schemas.microsoft.com/office/word/2010/wordprocessingInk" xmlns:wne="http://schemas.microsoft.com/office/word/2006/wordml" xmlns:wps="http://schemas.microsoft.com/office/word/2010/wordprocessingShape" mc:Ignorable="w14 w15 w16se w16cid w16 w16cex w16sdtdh wp14">
+  <w:body>
+    <w:p>
+      <w:pPr>
+        <w:pStyle w:val="Heading1"/>
+      </w:pPr>
+      <w:r>
+        <w:t>Response to Reviewers — Revised Manuscript (EBB-Net)</w:t>
+      </w:r>
+    </w:p>
+    <w:p>
+      <w:r>
+        <w:t xml:space="preserve">Rather than patch the original EEI/CSI regression task, we redesigned the prediction problem from the ground up. The manuscript is resubmitted under a new title, </w:t>
+      </w:r>
+      <w:r>
+        <w:rPr>
+          <w:b/>
+        </w:rPr>
+        <w:t>EBB-Net</w:t>
+      </w:r>
+      <w:r>
+        <w:t xml:space="preserve">, predicting a </w:t>
+      </w:r>
+      <w:r>
+        <w:rPr>
+          <w:b/>
+        </w:rPr>
+        <w:t>per-student, per-week binary engagement-decline label</w:t>
+      </w:r>
+      <w:r>
+        <w:t xml:space="preserve"> (Section 3.3) in place of the two presentation-level indices (EEI, CSI). This directly removes the root cause the Editor and both reviewers identified — a continuous target with only 22 distinct values broadcast down to 28,497 student rows — rather than attempting to statistically correct for it. Below we respond to each comment individually and state, for each one, whether it is resolved, resolved by the redesign, partially resolved, or still open.</w:t>
+      </w:r>
+    </w:p>
+    <w:p>
+      <w:pPr>
+        <w:pBdr>
+          <w:bottom w:val="single" w:sz="6" w:space="1" w:color="auto"/>
+        </w:pBdr>
+      </w:pPr>
+    </w:p>
+    <w:p>
+      <w:pPr>
+        <w:pStyle w:val="Heading2"/>
+      </w:pPr>
+      <w:r>
+        <w:t>Response to the Editor</w:t>
+      </w:r>
+    </w:p>
+    <w:p>
+      <w:r>
+        <w:rPr>
+          <w:b/>
+        </w:rPr>
+        <w:t>Comment 1.</w:t>
+      </w:r>
+      <w:r>
+        <w:t xml:space="preserve"> </w:t>
+      </w:r>
+      <w:r>
+        <w:rPr>
+          <w:i/>
+        </w:rPr>
+        <w:t>The target variables (EEI and CSI) are aggregated at the module-presentation level (22 values) but assigned to individual students, so the model inadvertently classifies the module ID.</w:t>
+      </w:r>
+    </w:p>
+    <w:p>
+      <w:r>
+        <w:rPr>
+          <w:b/>
+        </w:rPr>
+        <w:t>Response — Resolved by redesign.</w:t>
+      </w:r>
+      <w:r>
+        <w:t xml:space="preserve"> EEI and CSI have been removed entirely. The new target is defined per enrollment-week: a student's own week-(t+1) behaviour compared with their own personal baseline from weeks (t-4) through (t) (Section 3.3, Eq. 5–8). Every one of the 574,461 labelled windows now carries a label computed from that individual enrollment's history, not from a presentation-level aggregate. There are no longer 22 distinct label values; labels vary continuously with each student's own activity.</w:t>
+      </w:r>
+    </w:p>
+    <w:p>
+      <w:r>
+        <w:rPr>
+          <w:b/>
+        </w:rPr>
+        <w:t>Comment 2.</w:t>
+      </w:r>
+      <w:r>
+        <w:t xml:space="preserve"> </w:t>
+      </w:r>
+      <w:r>
+        <w:rPr>
+          <w:i/>
+        </w:rPr>
+        <w:t>Static models (MLP) outperforming temporal models (LSTM) proves the temporal branch was processing noise.</w:t>
+      </w:r>
+    </w:p>
+    <w:p>
+      <w:r>
+        <w:rPr>
+          <w:b/>
+        </w:rPr>
+        <w:t>Response — Resolved by redesign.</w:t>
+      </w:r>
+      <w:r>
+        <w:t xml:space="preserve"> With the leakage source removed, the ordering now runs the other way: on the test set, the single-week MLP reaches PR-AUC 0.7983, the GRU 0.8046, the TCN 0.8048 and EBB-Net 0.8105 (Table 10). Models that use more temporal history now outperform the single-week MLP on PR-AUC (GRU 0.8046, TCN 0.8048 vs MLP 0.7983). However, the single-week gradient-boosted tree baselines (LightGBM 0.8061, XGBoost 0.8058) exceed both sequence models, and removing the TCN from EBB-Net reduces PR-AUC by only 0.0006 (ablation A3, Table 9). We therefore no longer claim that temporal modelling is the primary source of performance gain; §4.6 has been revised to state this clearly.</w:t>
+      </w:r>
+    </w:p>
+    <w:p>
+      <w:r>
+        <w:rPr>
+          <w:b/>
+        </w:rPr>
+        <w:t>Comment 3.</w:t>
+      </w:r>
+      <w:r>
+        <w:t xml:space="preserve"> </w:t>
+      </w:r>
+      <w:r>
+        <w:rPr>
+          <w:i/>
+        </w:rPr>
+        <w:t>The SHAP analysis mistakes data leakage for insight; the top-ranked features are module identifiers.</w:t>
+      </w:r>
+    </w:p>
+    <w:p>
+      <w:r>
+        <w:rPr>
+          <w:b/>
+        </w:rPr>
+        <w:t>Response — Resolved.</w:t>
+      </w:r>
+      <w:r>
+        <w:t xml:space="preserve"> The SHAP analysis (Section 4.7) was re-run on the new model. No demographic or module/course-identifying feature appears among the twenty highest-ranked features. The dominant features are the student's own current-week behavioural ratios relative to their personal baseline (e.g., r_cur_total_clicks (t)) and the baseline levels themselves — exactly the features the target is defined from, not metadata that identifies the presentation.</w:t>
+      </w:r>
+    </w:p>
+    <w:p>
+      <w:r>
+        <w:rPr>
+          <w:b/>
+        </w:rPr>
+        <w:t>Comment 4.</w:t>
+      </w:r>
+      <w:r>
+        <w:t xml:space="preserve"> </w:t>
+      </w:r>
+      <w:r>
+        <w:rPr>
+          <w:i/>
+        </w:rPr>
+        <w:t>Severe formatting and typographical errors in core mathematical formulas.</w:t>
+      </w:r>
+    </w:p>
+    <w:p>
+      <w:r>
+        <w:rPr>
+          <w:b/>
+        </w:rPr>
+        <w:t>Response — Resolved.</w:t>
+      </w:r>
+      <w:r>
+        <w:t xml:space="preserve"> All equations were rewritten for the new target and architecture (Eqs. 1–19). Remaining notation errors have been corrected in this revision: the binary logit symbol z_t was added to §3.5, where the sentence previously read “a single logit , which”; the true-label symbol in the Eq. 10 text was corrected from ŷ_t to y_t, so the loss is now written between the prediction ŷ_t and the label y_t; and d_t and W_t are now defined at their first use, as the scaled change score predicted by the regression head and the set of observed weeks from t-4 to t respectively. We also added a Data and Code Availability statement and fixed inconsistent component naming (see response to Reviewer 2, Comment 10).</w:t>
+      </w:r>
+    </w:p>
+    <w:p>
+      <w:pPr>
+        <w:pBdr>
+          <w:bottom w:val="single" w:sz="6" w:space="1" w:color="auto"/>
+        </w:pBdr>
+      </w:pPr>
+    </w:p>
+    <w:p>
+      <w:pPr>
+        <w:pStyle w:val="Heading2"/>
+      </w:pPr>
+      <w:r>
+        <w:t>Response to Reviewer 1</w:t>
+      </w:r>
+    </w:p>
+    <w:p>
+      <w:pPr>
+        <w:pStyle w:val="Heading3"/>
+      </w:pPr>
+      <w:r>
+        <w:t>Section 1 — Measurement</w:t>
+      </w:r>
+    </w:p>
+    <w:p>
+      <w:r>
+        <w:rPr>
+          <w:b/>
+        </w:rPr>
+        <w:t>1.1 The regression has 22 distinct labels, not 28,497; fix: group or temporal evaluation.</w:t>
+      </w:r>
+    </w:p>
+    <w:p>
+      <w:r>
+        <w:rPr>
+          <w:b/>
+        </w:rPr>
+        <w:t>Response — Resolved by redesign.</w:t>
+      </w:r>
+      <w:r>
+        <w:t xml:space="preserve"> The label-sharing problem no longer exists: the new target is computed per enrollment-week from that enrollment's own data, so there is no cluster-structured label and no presentation-level broadcast to correct for (Section 3.3). We did </w:t>
+      </w:r>
+      <w:r>
+        <w:rPr>
+          <w:b/>
+        </w:rPr>
+        <w:t>not</w:t>
+      </w:r>
+      <w:r>
+        <w:t xml:space="preserve">, however, adopt the specific fix the reviewer recommends as strongest — a temporal, presentation-held-out split training on 2013B/2013J and testing on 2014B/2014J. The current split (Section 3.1) is enrollment-level, stratified by module presentation and withdrawal status, with imputation/scaling/baselines fit on the training partition only. We report this as an explicit open limitation (manuscript Limitations section) rather than claiming it is resolved: current results demonstrate generalisation to held-out enrollments, not to a genuinely future, unseen cohort. We ask the Editor's guidance on whether this remaining gap is acceptable given the removal of the leakage mechanism that motivated the original request, or whether the temporal split is required before further review.</w:t>
+      </w:r>
+    </w:p>
+    <w:p>
+      <w:r>
+        <w:rPr>
+          <w:b/>
+        </w:rPr>
+        <w:t>1.2 Target components share tables with predictors; fix: full feature table, index formulae, handling of date_unregistration, negative dates, banked scores.</w:t>
+      </w:r>
+    </w:p>
+    <w:p>
+      <w:r>
+        <w:rPr>
+          <w:b/>
+        </w:rPr>
+        <w:t>Response — Resolved by redesign.</w:t>
+      </w:r>
+      <w:r>
+        <w:t xml:space="preserve"> The new target (Section 3.3, Eq. 5–8) is built only from the student's own week t+1 total clicks, active days and unique sites, compared with their own median over weeks (t-4)…(t). The next-week values and the change score itself are explicitly excluded from the model inputs (Section 3.3: "The next-week change score and its component ratios are stored for label construction and analysis, not included among the model inputs"). Section 3.3 gives the complete list of the 82 dynamic and 34 static features by group. Banked assessment results, which OULAD records when a student carries a mark over from an earlier presentation, are excluded from the score features, because the submission did not occur in the observed week; this is now stated explicitly in Section 3.3. date_unregistration is now named in both Section 3.1 and Section 3.3 and is used only to close the observation window (a week is unobserved from withdrawal onward); it does not enter the feature set. Section 3.2 states explicitly that pre-course (negative-date) clicks are retained as pre-course activity and are not treated as missing, and that assessment scores are lagged by one week to represent marking delay and avoid using not-yet-available scores (Section 3.3).</w:t>
+      </w:r>
+    </w:p>
+    <w:p>
+      <w:r>
+        <w:rPr>
+          <w:b/>
+        </w:rPr>
+        <w:t>1.3 "Curriculum stress" is a psychological label without validation; fix: convergent validity or rename.</w:t>
+      </w:r>
+    </w:p>
+    <w:p>
+      <w:r>
+        <w:rPr>
+          <w:b/>
+        </w:rPr>
+        <w:t>Response — Resolved by redesign (option b).</w:t>
+      </w:r>
+      <w:r>
+        <w:t xml:space="preserve"> CSI and EEI, and the "stress"/"effectiveness" framing, have been removed. The new target is named and described purely behaviourally: "next-week behavioural engagement decline relative to personal baseline" (Section 3.3, Section 4.1). No psychological or affective construct is claimed, and no construct-validity claim is made for it, since it is a directly observable behavioural quantity (a ratio of click/activity counts), not an aggregate index requiring external validation.</w:t>
+      </w:r>
+    </w:p>
+    <w:p>
+      <w:pPr>
+        <w:pStyle w:val="Heading3"/>
+      </w:pPr>
+      <w:r>
+        <w:lastRenderedPageBreak/>
+        <w:t>Section 2 — Evaluation protocol</w:t>
+      </w:r>
+    </w:p>
+    <w:p>
+      <w:r>
+        <w:rPr>
+          <w:b/>
+        </w:rPr>
+        <w:t>2.1 No split described; early-prediction claim untested.</w:t>
+      </w:r>
+    </w:p>
+    <w:p>
+      <w:r>
+        <w:rPr>
+          <w:b/>
+        </w:rPr>
+        <w:t>Response — Resolved (split); early-detection framing removed.</w:t>
+      </w:r>
+      <w:r>
+        <w:t xml:space="preserve"> Section 3.1 and Table 2 now give the exact split: enrollment-level, 70/15/15 train/validation/test, stratified by module presentation and withdrawal status within 44 strata, fit on training enrollments only, with exact student/enrollment/row counts per split. The manuscript no longer claims early detection of curriculum effectiveness or stress; the task is now explicitly next-week behavioural decline prediction from a six-week rolling window (Section 3.1, 4.1). We have not added a truncation-at-week-k curve (weeks 4, 8, 12, …); this remains open for future work, consistent with the model's new framing as weekly early-warning rather than end-of-course reconstruction.</w:t>
+      </w:r>
+    </w:p>
+    <w:p>
+      <w:r>
+        <w:rPr>
+          <w:b/>
+        </w:rPr>
+        <w:t>2.2 Headline numbers are the best of four seeds, selected on the test set.</w:t>
+      </w:r>
+    </w:p>
+    <w:p>
+      <w:r>
+        <w:rPr>
+          <w:b/>
+        </w:rPr>
+        <w:t>Response — Resolved. Every reported number is now the mean ± SD over the same ten prespecified seeds (42–51), and all summary tables are generated from the same per-seed result files, so Table 7 and the EBB-Net row of Table 9 now agree exactly. Tables 6, 7 and 8 previously carried three-seed values and have been regenerated: Table 6 reports the ten-seed training and validation results, Table 7 the ten-seed test results (PR-AUC 0.8105 ± 0.0005, F1 0.7181 ± 0.0036, precision 0.7409 ± 0.0033) and Table 8 the calibrated ten-seed ensemble, which also now reports the 95% student-level bootstrap interval for PR-AUC (0.8099 to 0.8166). Figure 4 has been regenerated from the ten-seed test results. [Pending before submission: re-render the four Figure 3 convergence panels from the ten per-seed epoch logs; the panels in the current file are still the three-seed render.] The seed references in Table 1, Table 5, §3.5, §4.3 and the Conclusion now all read ten seeds (42 to 51). Checkpointing, early stopping and threshold selection use the validation set only, and the test set is scored once per seed.</w:t>
+      </w:r>
+      <w:r/>
+    </w:p>
+    <w:p>
+      <w:r>
+        <w:rPr>
+          <w:b/>
+        </w:rPr>
+        <w:t>2.3 Reported statistics do not reconcile; CIs are miscalculated; Wilcoxon p &lt; 0.001 impossible at n = 4.</w:t>
+      </w:r>
+    </w:p>
+    <w:p>
+      <w:r>
+        <w:rPr>
+          <w:b/>
+        </w:rPr>
+        <w:t>Response — Resolved.</w:t>
+      </w:r>
+      <w:r>
+        <w:t xml:space="preserve"> With ten real seeds, a two-sided exact Wilcoxon signed-rank test is well-defined (minimum attainable two-sided p at n = 10 is 1/512 ≈ 0.00195, achievable and correctly computed; see Table 11). We have also corrected the multiple-comparison structure, which was the real source of the inconsistency in the previous version. That version pooled all 60 (model, metric) comparisons into a single Holm family, which inflated every adjusted p-value to 60 × 0.0020 = 0.117 and made significance unattainable by construction, while the accompanying text described a family of 36. PR-AUC is now prespecified as the primary metric and the Holm-Bonferroni correction is applied across the 12 primary comparisons (the seven baselines and the five ablations); ROC-AUC and log loss are reported as secondary results, each corrected within its own family of 12. The smallest attainable Holm-adjusted p is therefore 12 × 0.0020 = 0.0234, so significance at the 0.05 level is attainable under this design. Table 11 now reports, for every comparison, the pairing unit (seed), n = 10, the Wilcoxon statistic W, the exact raw p-value, the Holm-adjusted p-value and the matched-pairs rank-biserial correlation r; the W and raw-p columns were missing before. EBB-Net’s PR-AUC advantage is significant after correction against all seven baselines and against A1, A2 and A4 (W = 0.0, raw p = 0.0020, Holm p = 0.0234, r = 1.00) and against A3 (W = 2.0, raw p = 0.0059, Holm p = 0.0234, r = 0.93). Only A5, which removes the change-score head, is not separable from the full model (W = 13.0, raw p = 0.1602, Holm p = 0.1602, r = 0.53), and §4.6.1 states this. Because seed variation does not capture test-sample uncertainty, Table 8 now also reports the 95% confidence interval for the ensemble PR-AUC from 500 student-level bootstrap resamples of the test set, 0.8099 to 0.8166; the previous version referred to this interval in §4.3 without ever reporting it. All significance language in §4.6, §4.6.1 and the Limitations has been rewritten to match the recomputed values, and the Limitations now also notes that these tests address consistency across seeds rather than test-sample uncertainty.</w:t>
+      </w:r>
+    </w:p>
+    <w:p>
+      <w:r>
+        <w:rPr>
+          <w:b/>
+        </w:rPr>
+        <w:t xml:space="preserve">2.4 The comparison set is not appropriate; add GBM/RF/ridge; correct the DAKTN MAE claim.</w:t>
+      </w:r>
+    </w:p>
+    <w:p>
+      <w:r>
+        <w:rPr>
+          <w:b/>
+        </w:rPr>
+        <w:t>Response — Resolved.</w:t>
+      </w:r>
+      <w:r>
+        <w:t xml:space="preserve"> We removed the knowledge-tracing comparators (SAKT, AKT, DAKTN, CL4KT), which the reviewer correctly identified as a mismatch for an untagged, non-KC dataset, and replaced them with the comparison the reviewer recommended: XGBoost, LightGBM, Random Forest and L2-regularised logistic regression (the ridge-classifier analogue, since the task is now binary classification rather than regression), trained on the identical last-week-plus-static feature set used by the MLP baseline, under the same split and the same ten seeds. We must correct the tuning-budget claim made in the previous response, which stated parity with EBB-Net; that was not accurate. The budget is now stated explicitly in §4.1: each of the three neural baselines and each of the four tabular baselines was tuned by random search over 5 trials on validation PR-AUC, so the budget is equal across all seven baselines, whereas EBB-Net was tuned over 10 trials across a larger space because it has more hyperparameters, including the three auxiliary loss weights. The five ablations were not tuned again and reuse the tuned configuration of the full model. We now state this asymmetry rather than claim parity, and the Limitations notes it as a possible contributor to the margin. Results are in Table 10; EBB-Net outperforms all seven baselines, including the strongest, LightGBM, by 0.0044 PR-AUC. The DAKTN comparison and its MAE error no longer apply, as DAKTN is no longer part of the comparison set. We did not add the three requested leakage-diagnostic baselines (training-mean predictor, presentation-identifier-only predictor, metadata-only predictor) from Reviewer 1's Requirement 2, since the new target construction (Section 3.3) does not depend on presentation identity at all; we note this as a simplification rather than claiming the diagnostic was run.</w:t>
+      </w:r>
+    </w:p>
+    <w:p>
+      <w:r>
+        <w:rPr>
+          <w:b/>
+        </w:rPr>
+        <w:t>2.5 Batch-dependent inference; undefined ablated components (CBGF, AEML, consistency loss).</w:t>
+      </w:r>
+    </w:p>
+    <w:p>
+      <w:r>
+        <w:rPr>
+          <w:b/>
+        </w:rPr>
+        <w:t>Response — Resolved.</w:t>
+      </w:r>
+      <w:r>
+        <w:t xml:space="preserve"> The Cross-Student Transformer has been removed from the architecture. EBB-Net's temporal branch (Section 3.4) is a causal temporal convolutional network with masked attention pooling applied within a single enrollment's own time steps; there is no attention or normalisation across students in a batch. Section 4.6.2 now argues batch independence from the architecture rather than from a timing measurement, which we accept does not test prediction equality: every operation acts within a single enrollment, the only normalisation is LayerNorm over the channel dimension, and both attention stages are restricted to the groups and weeks of the same sample, so no quantity is computed across the samples of a batch. The latency figures (51,959 rows/s batched at batch size 4096, and 4.18 ms per row at batch size 1) are reported separately as cost measurements. Cross-Branch Gated Fusion, Adaptive Error-Margin Learning and the cross-task consistency loss have all been removed from the architecture description, abstract and ablation study; the current ablations (A1–A5, Section 4.5, Table 9) test components that are fully defined in Section 3.4–3.5 (group tokens, Context-FiLM, the temporal TCN, the binary head, and the change-score regression head).</w:t>
+      </w:r>
+    </w:p>
+    <w:p>
+      <w:pPr>
+        <w:pStyle w:val="Heading3"/>
+      </w:pPr>
+      <w:r>
+        <w:t>Section 3 — Reproducibility</w:t>
+      </w:r>
+    </w:p>
+    <w:p>
+      <w:r>
+        <w:rPr>
+          <w:b/>
+        </w:rPr>
+        <w:t>Response — Partially resolved.</w:t>
+      </w:r>
+      <w:r>
+        <w:t xml:space="preserve"> Section 3.1–3.3 now give the complete derivation pipeline in text: week assignment, cleaning rules, exclusion criteria, all feature groups, and the exact target formulae with weights (Eqs. 1–8). Parameter count (238,575 trainable parameters) and training/inference time (new Table 12, Section 4.6.2) are now reported, and the hardware is named in §4.1 and in the Table 12 caption: a single NVIDIA Tesla T4 GPU (16 GB) with PyTorch 2.11 and CUDA 13.0, on a host with two vCPUs and 13 GB of RAM. Section 4.6.2 also explains why A3 trains longer than the full model despite having fewer layers: removing the temporal TCN slows convergence, so A3 runs about eight more epochs before early stopping. A Data and Code Availability Statement citing the OULAD data descriptor (Kuzilek, Hlosta &amp; Zdrahal, 2017, Scientific Data 4:170171) under CC-BY 4.0 has been added at the end of the manuscript. We have </w:t>
+      </w:r>
+      <w:r>
+        <w:rPr>
+          <w:b/>
+        </w:rPr>
+        <w:t>not yet</w:t>
+      </w:r>
+      <w:r>
+        <w:t xml:space="preserve"> deposited a DOI-bearing public code repository; the availability statement currently contains a placeholder for the authors to insert the repository link (or a statement of availability on request) before submission. We flag this as the one reproducibility item still open.</w:t>
+      </w:r>
+    </w:p>
+    <w:p>
+      <w:pPr>
+        <w:pStyle w:val="Heading3"/>
+      </w:pPr>
+      <w:r>
+        <w:t>Section 4 — Requirements for resubmission</w:t>
+      </w:r>
+    </w:p>
+    <w:tbl>
+      <w:tblPr>
+        <w:tblStyle w:val="TableGrid"/>
+        <w:tblW w:w="0" w:type="auto"/>
+        <w:tblLayout w:type="fixed"/>
+        <w:tblLook w:val="0420" w:firstRow="1" w:lastRow="0" w:firstColumn="0" w:lastColumn="0" w:noHBand="0" w:noVBand="1"/>
+      </w:tblPr>
+      <w:tblGrid>
+        <w:gridCol w:w="720"/>
+        <w:gridCol w:w="3720"/>
+        <w:gridCol w:w="4920"/>
+      </w:tblGrid>
+      <w:tr>
+        <w:trPr>
+          <w:tblHeader/>
+        </w:trPr>
+        <w:tc>
+          <w:tcPr>
+            <w:tcW w:w="720" w:type="dxa"/>
+            <w:shd w:val="clear" w:color="auto" w:fill="F2F2F2"/>
+          </w:tcPr>
+          <w:p>
+            <w:r>
+              <w:t>#</w:t>
+            </w:r>
+          </w:p>
+        </w:tc>
+        <w:tc>
+          <w:tcPr>
+            <w:tcW w:w="3720" w:type="dxa"/>
+            <w:shd w:val="clear" w:color="auto" w:fill="F2F2F2"/>
+          </w:tcPr>
+          <w:p>
+            <w:r>
+              <w:t>Requirement</w:t>
+            </w:r>
+          </w:p>
+        </w:tc>
+        <w:tc>
+          <w:tcPr>
+            <w:tcW w:w="4920" w:type="dxa"/>
+            <w:shd w:val="clear" w:color="auto" w:fill="F2F2F2"/>
+          </w:tcPr>
+          <w:p>
+            <w:r>
+              <w:t>Status</w:t>
+            </w:r>
+          </w:p>
+        </w:tc>
+      </w:tr>
+      <w:tr>
+        <w:tc>
+          <w:tcPr>
+            <w:tcW w:w="720" w:type="dxa"/>
+          </w:tcPr>
+          <w:p>
+            <w:r>
+              <w:t>1</w:t>
+            </w:r>
+          </w:p>
+        </w:tc>
+        <w:tc>
+          <w:tcPr>
+            <w:tcW w:w="3720" w:type="dxa"/>
+          </w:tcPr>
+          <w:p>
+            <w:r>
+              <w:t>Grouped or temporal evaluation</w:t>
+            </w:r>
+          </w:p>
+        </w:tc>
+        <w:tc>
+          <w:tcPr>
+            <w:tcW w:w="4920" w:type="dxa"/>
+          </w:tcPr>
+          <w:p>
+            <w:r>
+              <w:t xml:space="preserve">Resolved by redesign (no shared/cluster labels remain); temporal 2013→2014 split </w:t>
+            </w:r>
+            <w:r>
+              <w:rPr>
+                <w:b/>
+              </w:rPr>
+              <w:t>not</w:t>
+            </w:r>
+            <w:r>
+              <w:t xml:space="preserve"> adopted — open, see 1.1 above</w:t>
+            </w:r>
+          </w:p>
+        </w:tc>
+      </w:tr>
+      <w:tr>
+        <w:tc>
+          <w:tcPr>
+            <w:tcW w:w="720" w:type="dxa"/>
+          </w:tcPr>
+          <w:p>
+            <w:r>
+              <w:t>2</w:t>
+            </w:r>
+          </w:p>
+        </w:tc>
+        <w:tc>
+          <w:tcPr>
+            <w:tcW w:w="3720" w:type="dxa"/>
+          </w:tcPr>
+          <w:p>
+            <w:r>
+              <w:t>Leakage diagnostics (training-mean, presentation-ID-only, metadata-only predictors)</w:t>
+            </w:r>
+          </w:p>
+        </w:tc>
+        <w:tc>
+          <w:tcPr>
+            <w:tcW w:w="4920" w:type="dxa"/>
+          </w:tcPr>
+          <w:p>
+            <w:r>
+              <w:t>Not run — the new target construction does not depend on presentation identity, so we consider the specific risk addressed by design, but the diagnostic baselines themselves were not added</w:t>
+            </w:r>
+          </w:p>
+        </w:tc>
+      </w:tr>
+      <w:tr>
+        <w:tc>
+          <w:tcPr>
+            <w:tcW w:w="720" w:type="dxa"/>
+          </w:tcPr>
+          <w:p>
+            <w:r>
+              <w:t>3</w:t>
+            </w:r>
+          </w:p>
+        </w:tc>
+        <w:tc>
+          <w:tcPr>
+            <w:tcW w:w="3720" w:type="dxa"/>
+          </w:tcPr>
+          <w:p>
+            <w:r>
+              <w:t>Complete target/feature specification, date_unregistration, negative dates, banked scores</w:t>
+            </w:r>
+          </w:p>
+        </w:tc>
+        <w:tc>
+          <w:tcPr>
+            <w:tcW w:w="4920" w:type="dxa"/>
+          </w:tcPr>
+          <w:p>
+            <w:r>
+              <w:t>Resolved (Sections 3.1–3.3). Banked assessment results are excluded and this is now stated in Section 3.3; date_unregistration is named in Sections 3.1 and 3.3 and is used only to close the observation window. A per-feature dictionary is still not included as a standalone table — open, see Reviewer 2, Comment 10</w:t>
+            </w:r>
+          </w:p>
+        </w:tc>
+      </w:tr>
+      <w:tr>
+        <w:tc>
+          <w:tcPr>
+            <w:tcW w:w="720" w:type="dxa"/>
+          </w:tcPr>
+          <w:p>
+            <w:r>
+              <w:t>4</w:t>
+            </w:r>
+          </w:p>
+        </w:tc>
+        <w:tc>
+          <w:tcPr>
+            <w:tcW w:w="3720" w:type="dxa"/>
+          </w:tcPr>
+          <w:p>
+            <w:r>
+              <w:t>Construct resolution (validity or rename)</w:t>
+            </w:r>
+          </w:p>
+        </w:tc>
+        <w:tc>
+          <w:tcPr>
+            <w:tcW w:w="4920" w:type="dxa"/>
+          </w:tcPr>
+          <w:p>
+            <w:r>
+              <w:t>Resolved — renamed to a directly observable behavioural target; no construct-validity claim made or needed</w:t>
+            </w:r>
+          </w:p>
+        </w:tc>
+      </w:tr>
+      <w:tr>
+        <w:tc>
+          <w:tcPr>
+            <w:tcW w:w="720" w:type="dxa"/>
+          </w:tcPr>
+          <w:p>
+            <w:r>
+              <w:t>5</w:t>
+            </w:r>
+          </w:p>
+        </w:tc>
+        <w:tc>
+          <w:tcPr>
+            <w:tcW w:w="3720" w:type="dxa"/>
+          </w:tcPr>
+          <w:p>
+            <w:r>
+              <w:t>Split protocol and early-prediction curve</w:t>
+            </w:r>
+          </w:p>
+        </w:tc>
+        <w:tc>
+          <w:tcPr>
+            <w:tcW w:w="4920" w:type="dxa"/>
+          </w:tcPr>
+          <w:p>
+            <w:r>
+              <w:t>Split fully specified (resolved); truncation-at-week-k curve not added (open)</w:t>
+            </w:r>
+          </w:p>
+        </w:tc>
+      </w:tr>
+      <w:tr>
+        <w:tc>
+          <w:tcPr>
+            <w:tcW w:w="720" w:type="dxa"/>
+          </w:tcPr>
+          <w:p>
+            <w:r>
+              <w:t>6</w:t>
+            </w:r>
+          </w:p>
+        </w:tc>
+        <w:tc>
+          <w:tcPr>
+            <w:tcW w:w="3720" w:type="dxa"/>
+          </w:tcPr>
+          <w:p>
+            <w:r>
+              <w:t>≥10 seeds; mean ± SD everywhere</w:t>
+            </w:r>
+          </w:p>
+        </w:tc>
+        <w:tc>
+          <w:tcPr>
+            <w:tcW w:w="4920" w:type="dxa"/>
+          </w:tcPr>
+          <w:p>
+            <w:r>
+              <w:t>Resolved — all tables and Figure 4 are now ten-seed (42–51) and are generated from the same per-seed files, so Table 7 and Table 9 agree. [Figure 3 convergence panels still to be re-rendered from the ten per-seed epoch logs]</w:t>
+            </w:r>
+          </w:p>
+        </w:tc>
+      </w:tr>
+      <w:tr>
+        <w:tc>
+          <w:tcPr>
+            <w:tcW w:w="720" w:type="dxa"/>
+          </w:tcPr>
+          <w:p>
+            <w:r>
+              <w:lastRenderedPageBreak/>
+              <w:t>7</w:t>
+            </w:r>
+          </w:p>
+        </w:tc>
+        <w:tc>
+          <w:tcPr>
+            <w:tcW w:w="3720" w:type="dxa"/>
+          </w:tcPr>
+          <w:p>
+            <w:r>
+              <w:t>Statistics: CIs, reconciliation, pairing unit, n, statistic, exact p, correction, effect size</w:t>
+            </w:r>
+          </w:p>
+        </w:tc>
+        <w:tc>
+          <w:tcPr>
+            <w:tcW w:w="4920" w:type="dxa"/>
+          </w:tcPr>
+          <w:p>
+            <w:r>
+              <w:t>Resolved (Table 11) — PR-AUC prespecified as primary, Holm correction over 12 comparisons, W and raw p now reported, and the 95% bootstrap CI for ensemble PR-AUC added to Table 8</w:t>
+            </w:r>
+          </w:p>
+        </w:tc>
+      </w:tr>
+      <w:tr>
+        <w:tc>
+          <w:tcPr>
+            <w:tcW w:w="720" w:type="dxa"/>
+          </w:tcPr>
+          <w:p>
+            <w:r>
+              <w:t>8</w:t>
+            </w:r>
+          </w:p>
+        </w:tc>
+        <w:tc>
+          <w:tcPr>
+            <w:tcW w:w="3720" w:type="dxa"/>
+          </w:tcPr>
+          <w:p>
+            <w:r>
+              <w:t>Appropriate baselines (GBM, RF, ridge), equal tuning budget</w:t>
+            </w:r>
+          </w:p>
+        </w:tc>
+        <w:tc>
+          <w:tcPr>
+            <w:tcW w:w="4920" w:type="dxa"/>
+          </w:tcPr>
+          <w:p>
+            <w:r>
+              <w:t>Partially resolved (Table 10) — baselines added; the tuning budget is now stated and is equal across the seven baselines (5 trials each) but smaller than EBB-Net’s 10 trials, which we state rather than claim parity</w:t>
+            </w:r>
+          </w:p>
+        </w:tc>
+      </w:tr>
+      <w:tr>
+        <w:tc>
+          <w:tcPr>
+            <w:tcW w:w="720" w:type="dxa"/>
+          </w:tcPr>
+          <w:p>
+            <w:r>
+              <w:t>9</w:t>
+            </w:r>
+          </w:p>
+        </w:tc>
+        <w:tc>
+          <w:tcPr>
+            <w:tcW w:w="3720" w:type="dxa"/>
+          </w:tcPr>
+          <w:p>
+            <w:r>
+              <w:t>Architecture–experiment consistency (CBGF, AEML, consistency loss)</w:t>
+            </w:r>
+          </w:p>
+        </w:tc>
+        <w:tc>
+          <w:tcPr>
+            <w:tcW w:w="4920" w:type="dxa"/>
+          </w:tcPr>
+          <w:p>
+            <w:r>
+              <w:t>Resolved — these components removed; ablations now match the implemented architecture exactly</w:t>
+            </w:r>
+          </w:p>
+        </w:tc>
+      </w:tr>
+      <w:tr>
+        <w:tc>
+          <w:tcPr>
+            <w:tcW w:w="720" w:type="dxa"/>
+          </w:tcPr>
+          <w:p>
+            <w:r>
+              <w:t>10</w:t>
+            </w:r>
+          </w:p>
+        </w:tc>
+        <w:tc>
+          <w:tcPr>
+            <w:tcW w:w="3720" w:type="dxa"/>
+          </w:tcPr>
+          <w:p>
+            <w:r>
+              <w:t>Batch-composition controls</w:t>
+            </w:r>
+          </w:p>
+        </w:tc>
+        <w:tc>
+          <w:tcPr>
+            <w:tcW w:w="4920" w:type="dxa"/>
+          </w:tcPr>
+          <w:p>
+            <w:r>
+              <w:t>Resolved — architecture has no cross-student computation; latency measured at batch size 1 and 4096</w:t>
+            </w:r>
+          </w:p>
+        </w:tc>
+      </w:tr>
+      <w:tr>
+        <w:tc>
+          <w:tcPr>
+            <w:tcW w:w="720" w:type="dxa"/>
+          </w:tcPr>
+          <w:p>
+            <w:r>
+              <w:t>11</w:t>
+            </w:r>
+          </w:p>
+        </w:tc>
+        <w:tc>
+          <w:tcPr>
+            <w:tcW w:w="3720" w:type="dxa"/>
+          </w:tcPr>
+          <w:p>
+            <w:r>
+              <w:t>DOI-bearing reproducibility package</w:t>
+            </w:r>
+          </w:p>
+        </w:tc>
+        <w:tc>
+          <w:tcPr>
+            <w:tcW w:w="4920" w:type="dxa"/>
+          </w:tcPr>
+          <w:p>
+            <w:r>
+              <w:t>Open — availability statement added; repository link pending</w:t>
+            </w:r>
+          </w:p>
+        </w:tc>
+      </w:tr>
+    </w:tbl>
+    <w:p>
+      <w:pPr>
+        <w:pBdr>
+          <w:bottom w:val="single" w:sz="6" w:space="1" w:color="auto"/>
+        </w:pBdr>
+      </w:pPr>
+    </w:p>
+    <w:p>
+      <w:pPr>
+        <w:pStyle w:val="Heading2"/>
+      </w:pPr>
+      <w:r>
+        <w:t>Response to Reviewer 2</w:t>
+      </w:r>
+    </w:p>
+    <w:p>
+      <w:r>
+        <w:rPr>
+          <w:b/>
+        </w:rPr>
+        <w:t xml:space="preserve">Comment 1 — Unit of prediction/evaluation; held-out-presentation split; distinct presentation counts.</w:t>
+      </w:r>
+    </w:p>
+    <w:p>
+      <w:r>
+        <w:rPr>
+          <w:b/>
+        </w:rPr>
+        <w:t>Response — Resolved by redesign; held-out-presentation split not adopted.</w:t>
+      </w:r>
+      <w:r>
+        <w:t xml:space="preserve"> As above, the new target is computed per enrollment-week, so a random split can no longer place identical labels in both train and test by construction. Table 2 reports exact student, enrollment and row counts per split. We did not evaluate on held-out module presentations specifically; this remains an open item (see Reviewer 1, 1.1).</w:t>
+      </w:r>
+    </w:p>
+    <w:p>
+      <w:r>
+        <w:rPr>
+          <w:b/>
+        </w:rPr>
+        <w:t>Comment 2 — Prospective, leakage-free prediction; specify prediction date, feature availability, remove outcome-derived inputs; recompute preprocessing per fold.</w:t>
+      </w:r>
+    </w:p>
+    <w:p>
+      <w:r>
+        <w:rPr>
+          <w:b/>
+        </w:rPr>
+        <w:t>Response — Resolved.</w:t>
+      </w:r>
+      <w:r>
+        <w:t xml:space="preserve"> Section 3.3 states explicitly that inputs stop at week t and the label is defined from week t+1; the next-week values themselves are excluded from the inputs. Section 3.2 confirms imputation medians, scaling statistics and peer-reference distributions are fit on the training partition only and applied unchanged to validation/test. We did not implement per-fold recomputation (the split is a single fixed 70/15/15 partition, not cross-validated), which we note as a simplification rather than a limitation specific to leakage, since training-only fitting already prevents test-set information from entering preprocessing.</w:t>
+      </w:r>
+    </w:p>
+    <w:p>
+      <w:r>
+        <w:rPr>
+          <w:b/>
+        </w:rPr>
+        <w:t>Comment 3 — Validate EEI/CSI constructs.</w:t>
+      </w:r>
+    </w:p>
+    <w:p>
+      <w:r>
+        <w:rPr>
+          <w:b/>
+        </w:rPr>
+        <w:t>Response — Resolved by redesign.</w:t>
+      </w:r>
+      <w:r>
+        <w:t xml:space="preserve"> No longer applicable; EEI and CSI have been removed (see Editor Comment 1 and Reviewer 1, 1.3).</w:t>
+      </w:r>
+    </w:p>
+    <w:p>
+      <w:r>
+        <w:rPr>
+          <w:b/>
+        </w:rPr>
+        <w:t>Comment 4 — Resolve batch dependence of the Cross-Student Transformer.</w:t>
+      </w:r>
+    </w:p>
+    <w:p>
+      <w:r>
+        <w:rPr>
+          <w:b/>
+        </w:rPr>
+        <w:lastRenderedPageBreak/>
+        <w:t>Response — Resolved.</w:t>
+      </w:r>
+      <w:r>
+        <w:t xml:space="preserve"> See Reviewer 1, 2.5 above; the Cross-Student Transformer has been removed, and batch-size invariance is now structural. Section 4.6.2 makes the architectural argument explicitly and no longer offers the latency measurement as evidence of prediction equality.</w:t>
+      </w:r>
+    </w:p>
+    <w:p>
+      <w:r>
+        <w:rPr>
+          <w:b/>
+        </w:rPr>
+        <w:t>Comment 5 — Reconcile described vs. implemented architecture (CBGF, AEML, consistency loss).</w:t>
+      </w:r>
+    </w:p>
+    <w:p>
+      <w:r>
+        <w:rPr>
+          <w:b/>
+        </w:rPr>
+        <w:t>Response — Resolved.</w:t>
+      </w:r>
+      <w:r>
+        <w:t xml:space="preserve"> These named components have been removed from the manuscript entirely; Section 3.4 describes only the components that are actually implemented and ablated (group tokens, Context-FiLM, temporal TCN, binary head, change-score regression head), each with its own equation.</w:t>
+      </w:r>
+    </w:p>
+    <w:p>
+      <w:r>
+        <w:rPr>
+          <w:b/>
+        </w:rPr>
+        <w:t>Comment 6 — Redesign baselines (GBM, RF, ridge); matched temporal/structural networks; document knowledge-tracing adaptation or replace; correct DAKTN MAE claim.</w:t>
+      </w:r>
+    </w:p>
+    <w:p>
+      <w:r>
+        <w:rPr>
+          <w:b/>
+        </w:rPr>
+        <w:t>Response — Resolved.</w:t>
+      </w:r>
+      <w:r>
+        <w:t xml:space="preserve"> See Reviewer 1, 2.4 above. We replaced the knowledge-tracing comparators with XGBoost, LightGBM, Random Forest and L2-regularised logistic regression, matched on features, split, seeds and tuning budget (Table 10). We did not add single-branch (temporal-only / structural-only) ablations specifically, though the existing ablations (A3: without temporal TCN; A1/A2: without group tokens / Context-FiLM) partially cover this comparison.</w:t>
+      </w:r>
+    </w:p>
+    <w:p>
+      <w:r>
+        <w:rPr>
+          <w:b/>
+        </w:rPr>
+        <w:t>Comment 7 — Correct uncertainty and significance analysis.</w:t>
+      </w:r>
+    </w:p>
+    <w:p>
+      <w:r>
+        <w:rPr>
+          <w:b/>
+        </w:rPr>
+        <w:t>Response — Resolved.</w:t>
+      </w:r>
+      <w:r>
+        <w:t xml:space="preserve"> See Reviewer 1, 2.3 above and new Table 11 (Wilcoxon signed-rank, paired by seed, n = 10, Holm-Bonferroni correction across 36 comparisons, rank-biserial effect size).</w:t>
+      </w:r>
+    </w:p>
+    <w:p>
+      <w:r>
+        <w:rPr>
+          <w:b/>
+        </w:rPr>
+        <w:t>Comment 8 — Report robustness, not best-seed selection; compare at presentation level.</w:t>
+      </w:r>
+    </w:p>
+    <w:p>
+      <w:r>
+        <w:rPr>
+          <w:b/>
+        </w:rPr>
+        <w:t>Response — Partially resolved.</w:t>
+      </w:r>
+      <w:r>
+        <w:t xml:space="preserve"> All results are now mean ± SD over ten prespecified seeds, with no seed selection on test performance (Tables 9–10). We did not additionally report presentation-level aggregated comparisons, since the new target no longer has a presentation-level interpretation to aggregate to.</w:t>
+      </w:r>
+    </w:p>
+    <w:p>
+      <w:r>
+        <w:rPr>
+          <w:b/>
+        </w:rPr>
+        <w:t>Comment 9 — Clarify novelty; ablations without cross-student attention/each loss; report parameter counts and costs.</w:t>
+      </w:r>
+    </w:p>
+    <w:p>
+      <w:r>
+        <w:rPr>
+          <w:b/>
+        </w:rPr>
+        <w:t>Response — Partially resolved.</w:t>
+      </w:r>
+      <w:r>
+        <w:t xml:space="preserve"> Parameter count (238,575) and training/inference time (new Section 4.6.2, Table 12) are now reported. Cross-student attention has been removed from the architecture rather than ablated, since Reviewer 2's own Comment 4 raised it as a design flaw to resolve rather than retain. A full novelty contrast against the closest prior multi-task learning-analytics systems was not added in this revision.</w:t>
+      </w:r>
+    </w:p>
+    <w:p>
+      <w:r>
+        <w:rPr>
+          <w:b/>
+        </w:rPr>
+        <w:t>Comment 10 — Improve reproducibility: feature dictionary, missing-data rules, equations, notation, naming consistency.</w:t>
+      </w:r>
+    </w:p>
+    <w:p>
+      <w:r>
+        <w:rPr>
+          <w:b/>
+        </w:rPr>
+        <w:t>Response — Resolved.</w:t>
+      </w:r>
+      <w:r>
+        <w:t xml:space="preserve"> Section 3.1–3.3 give the cleaning rules, exclusion criteria, and all feature groups in text; equations are complete and consistent (Eqs. 1–19); component naming is now consistent throughout (EBB-Net framework, group tokens, Context-FiLM, temporal TCN — no CAFE-Net/EBB-Net name mixing remains). A dedicated tabular feature dictionary (one row per feature with description and group) was not added as a standalone table; the feature groups are described in running text in Section 3.3.</w:t>
+      </w:r>
+    </w:p>
+    <w:p>
+      <w:pPr>
+        <w:pStyle w:val="Heading2"/>
+      </w:pPr>
+      <w:r>
+        <w:t>Additional Editorial Corrections in This Revision</w:t>
+      </w:r>
+    </w:p>
+    <w:p>
+      <w:r>
+        <w:rPr>
+          <w:b/>
+        </w:rPr>
+        <w:t>The following items were raised in the editorial check of the previous revision and have also been corrected. (1) Threshold wording: the phrase “more than 10% below”, which conflicted with the add-one log-ratio definition, has been replaced throughout the abstract, Aim, Section 3, Section 4.1 and the Conclusion with “below 0.90 of the personal baseline on the add-one log-ratio scale”. (2) The ensemble is described as a ten-seed ensemble in the abstract, Novelty, Contribution, Section 3.4 and Table 8, not a three-seed ensemble. (3) Section 3.1 now states the positive-class prevalence (0.5552 training, 0.5525 validation, 0.5556 test; 0.5549 overall), which is the chance level for PR-AUC. (4) Section 4.6 no longer claims that EBB-Net leads on every metric; it states that MLP has a lower ECE, LightGBM a higher precision and TCN a higher recall. (5) The Limitations section has been rewritten to contain limitations only, renumbered as Section 4.9 and moved to the end of Section 4, before the Conclusion. (6) An ethics statement, a conflict-of-interest statement and a funding statement have been added after the Data Availability Statement. (7) A paper-organisation paragraph has been added at the end of the Introduction. (8) Method and dataset citations have been added: OULAD [31], FiLM [32], TCN [33], FT-Transformer [34], SHAP [35], LIME [36], temperature scaling [37], split conformal prediction [38] and the Holm procedure [39]. (9) Reference errors have been corrected: the Kord year mismatch (now 2026 in text and list), the Feng year mismatch (now 2026), the stray “A. Kord et al.” inside the title of [12], the missing venue and year of [18] (now Reliable and Trustworthy Artificial Intelligence 2025, PMLR 310, pp.24–33), the missing volume and article number of [25] and [26], the capitalisation of KANFormer in [8], and “Khaoula And Soltane” in Table 1. (10) Spelling has been standardised to British usage in the author text, and “enrolment” is now consistently “enrollment”. (11) Two items remain open and are not claimed as resolved: the per-feature supplementary dictionary (S1) and the replacement of the remaining conference-proceedings and preprint citations ([7], [11], [16], [28]) with journal sources in the problem-definition and related-work sections.</w:t>
+      </w:r>
+    </w:p>
+    <w:sectPr>
+      <w:pgSz w:w="12240" w:h="15840"/>
+      <w:pgMar w:top="1440" w:right="1440" w:bottom="1440" w:left="1440" w:header="720" w:footer="720" w:gutter="0"/>
+      <w:cols w:space="720"/>
+    </w:sectPr>
+  </w:body>
+</w:document>
 </file>
 
 <file path=word/numbering.xml><?xml version="1.0" encoding="utf-8"?>

--- a/Response_to_Reviewers_EBB-Net_revised.docx
+++ b/Response_to_Reviewers_EBB-Net_revised.docx
@@ -154,10 +154,10 @@
         <w:rPr>
           <w:b/>
         </w:rPr>
-        <w:t>Response — Resolved.</w:t>
-      </w:r>
-      <w:r>
-        <w:t xml:space="preserve"> All equations were rewritten for the new target and architecture (Eqs. 1–19). Remaining notation errors have been corrected in this revision: the binary logit symbol z_t was added to §3.5, where the sentence previously read “a single logit , which”; the true-label symbol in the Eq. 10 text was corrected from ŷ_t to y_t, so the loss is now written between the prediction ŷ_t and the label y_t; and d_t and W_t are now defined at their first use, as the scaled change score predicted by the regression head and the set of observed weeks from t-4 to t respectively. We also added a Data and Code Availability statement and fixed inconsistent component naming (see response to Reviewer 2, Comment 10).</w:t>
+        <w:t>Response — Resolved. All equations were rewritten for the new target and architecture (Eqs. 1–19). We must also report a reporting error that we found while preparing this revision and have now corrected. Table 5 and the optimiser line in §3.5 carried the tuned hyperparameters of the superseded three-seed configuration, not the ones used for the ten-seed runs. The values actually used in every reported run, taken from the saved per-seed run configuration, are a base learning rate of 4.9792 × 10⁻⁴, a weight decay of 3.514 × 10⁻⁴, a static-feature dropout of 0.15 and auxiliary loss weights of 0.50 (cumulative ordinal), 0.00 (multi-threshold) and 0.10 (change score). Table 5, §3.5 and the loss row of Table 3 now give these values. One consequence is worth stating plainly: the random search selected a weight of zero for the multi-threshold term, so that term contributed nothing to any reported run, and the trained objective is the binary cross-entropy plus 0.50 times the cumulative ordinal loss plus 0.10 times the smooth L1 loss on the change score. The hyperparameter search trials for EBB-Net and for each neural baseline are included in the deposit as supplementary file S3.</w:t>
+      </w:r>
+      <w:r>
+        <w:t xml:space="preserve"> Remaining notation errors have been corrected in this revision: the binary logit symbol z_t was added to §3.5, where the sentence previously read “a single logit , which”; the true-label symbol in the Eq. 10 text was corrected from ŷ_t to y_t, so the loss is now written between the prediction ŷ_t and the label y_t; and d_t and W_t are now defined at their first use, as the scaled change score predicted by the regression head and the set of observed weeks from t-4 to t respectively. We also added a Data and Code Availability statement and fixed inconsistent component naming (see response to Reviewer 2, Comment 10).</w:t>
       </w:r>
     </w:p>
     <w:p>
@@ -274,7 +274,7 @@
         <w:t>Response — Resolved (split); early-detection framing removed.</w:t>
       </w:r>
       <w:r>
-        <w:t xml:space="preserve"> Section 3.1 and Table 2 now give the exact split: enrollment-level, 70/15/15 train/validation/test, stratified by module presentation and withdrawal status within 44 strata, fit on training enrollments only, with exact student/enrollment/row counts per split. The manuscript no longer claims early detection of curriculum effectiveness or stress; the task is now explicitly next-week behavioural decline prediction from a six-week rolling window (Section 3.1, 4.1). We have not added a truncation-at-week-k curve (weeks 4, 8, 12, …); this remains open for future work, consistent with the model's new framing as weekly early-warning rather than end-of-course reconstruction.</w:t>
+        <w:t xml:space="preserve"> Section 3.1 and Table 2 now give the exact split: enrollment-level, 70/15/15 train/validation/test, stratified by module presentation and withdrawal status within 44 strata, fit on training enrollments only, with exact student/enrollment/row counts per split. The manuscript no longer claims early detection of curriculum effectiveness or stress; the task is now explicitly next-week behavioural decline prediction from a six-week rolling window (Section 3.1, 4.1). We have not added a truncation-at-week-k curve in that exact form. We have instead added the grouped equivalent, which the data supports directly: new §4.6.3 and Table 13 report test PR-AUC and ROC-AUC for the calibrated ten-seed ensemble by the length of the observed history, in the four groups 3–4, 5–8, 9–16 and 17+ weeks. Performance rises monotonically with history, from PR-AUC 0.7459 at three to four observed weeks to 0.8328 at seventeen or more, while the decline rate stays between 0.5411 and 0.5897, so the trend is not a class-balance artefact. We state in §4.6.3 and in the Limitations that the earliest warnings are the least reliable. This uses the history each enrollment actually has rather than truncating every enrollment at a fixed week; a fixed-week truncation curve remains open.</w:t>
       </w:r>
     </w:p>
     <w:p>
@@ -290,7 +290,7 @@
         <w:rPr>
           <w:b/>
         </w:rPr>
-        <w:t>Response — Resolved. Every reported number is now the mean ± SD over the same ten prespecified seeds (42–51), and all summary tables are generated from the same per-seed result files, so Table 7 and the EBB-Net row of Table 9 now agree exactly. Tables 6, 7 and 8 previously carried three-seed values and have been regenerated: Table 6 reports the ten-seed training and validation results, Table 7 the ten-seed test results (PR-AUC 0.8105 ± 0.0005, F1 0.7181 ± 0.0036, precision 0.7409 ± 0.0033) and Table 8 the calibrated ten-seed ensemble, which also now reports the 95% student-level bootstrap interval for PR-AUC (0.8099 to 0.8166). Figure 4 has been regenerated from the ten-seed test results. [Pending before submission: re-render the four Figure 3 convergence panels from the ten per-seed epoch logs; the panels in the current file are still the three-seed render.] The seed references in Table 1, Table 5, §3.5, §4.3 and the Conclusion now all read ten seeds (42 to 51). Checkpointing, early stopping and threshold selection use the validation set only, and the test set is scored once per seed.</w:t>
+        <w:t>Response — Resolved. Every reported number is now the mean ± SD over the same ten prespecified seeds (42–51), and all summary tables are generated from the same per-seed result files, so Table 7 and the EBB-Net row of Table 9 now agree exactly. Tables 6, 7 and 8 previously carried three-seed values and have been regenerated: Table 6 reports the ten-seed training and validation results, Table 7 the ten-seed test results (PR-AUC 0.8105 ± 0.0005, F1 0.7181 ± 0.0036, precision 0.7409 ± 0.0033) and Table 8 the calibrated ten-seed ensemble, which also now reports the 95% student-level bootstrap interval for PR-AUC (0.8099 to 0.8166). Figure 4 has been regenerated from the ten-seed test results. Figure 3 has also been regenerated: the four convergence panels are now the mean ± SD over the ten per-seed epoch logs, and §4.4 has been rewritten against them. The panels are drawn for epochs 1 to 16, the range completed by all ten seeds, and the caption states this; individual runs stopped between epochs 16 and 18 under the patience-6 rule. The ten per-seed epoch logs are included in the reproducibility deposit. The seed references in Table 1, Table 5, §3.5, §4.3 and the Conclusion now all read ten seeds (42 to 51). Checkpointing, early stopping and threshold selection use the validation set only, and the test set is scored once per seed.</w:t>
       </w:r>
       <w:r/>
     </w:p>
@@ -367,16 +367,15 @@
         <w:t>Response — Partially resolved.</w:t>
       </w:r>
       <w:r>
-        <w:t xml:space="preserve"> Section 3.1–3.3 now give the complete derivation pipeline in text: week assignment, cleaning rules, exclusion criteria, all feature groups, and the exact target formulae with weights (Eqs. 1–8). Parameter count (238,575 trainable parameters) and training/inference time (new Table 12, Section 4.6.2) are now reported, and the hardware is named in §4.1 and in the Table 12 caption: a single NVIDIA Tesla T4 GPU (16 GB) with PyTorch 2.11 and CUDA 13.0, on a host with two vCPUs and 13 GB of RAM. Section 4.6.2 also explains why A3 trains longer than the full model despite having fewer layers: removing the temporal TCN slows convergence, so A3 runs about eight more epochs before early stopping. A Data and Code Availability Statement citing the OULAD data descriptor (Kuzilek, Hlosta &amp; Zdrahal, 2017, Scientific Data 4:170171) under CC-BY 4.0 has been added at the end of the manuscript. We have </w:t>
-      </w:r>
-      <w:r>
-        <w:rPr>
-          <w:b/>
-        </w:rPr>
-        <w:t>not yet</w:t>
-      </w:r>
-      <w:r>
-        <w:t xml:space="preserve"> deposited a DOI-bearing public code repository; the availability statement currently contains a placeholder for the authors to insert the repository link (or a statement of availability on request) before submission. We flag this as the one reproducibility item still open.</w:t>
+        <w:t xml:space="preserve"> Section 3.1–3.3 now give the complete derivation pipeline in text: week assignment, cleaning rules, exclusion criteria, all feature groups, and the exact target formulae with weights (Eqs. 1–8). Parameter count (238,575 trainable parameters) and training/inference time (new Table 12, Section 4.6.2) are now reported, and the hardware is named in §4.1 and in the Table 12 caption: a single NVIDIA Tesla T4 GPU (16 GB) with PyTorch 2.11 and CUDA 13.0, on a host with two vCPUs and 13 GB of RAM. Section 4.6.2 also explains why A3 trains longer than the full model despite having fewer layers: removing the temporal TCN slows convergence, so A3 runs about eight more epochs before early stopping. A Data and Code Availability Statement citing the OULAD data descriptor (Kuzilek, Hlosta &amp; Zdrahal, 2017, Scientific Data 4:170171) under CC-BY 4.0 has been added at the end of the manuscript. The eight automated leakage and causality checks are now tabulated with their outcomes in new §4.9 and Table 14, rather than only named in the text; the raw check log is included as supplementary file S2. The most informative of the eight for the leakage concern is the last: no single feature determines the label, the strongest reaching an AUC of 0.622. We have not yet deposited a DOI-bearing public code repository; the availability statement currently contains a placeholder for the authors to insert the repository link before submission.</w:t>
+      </w:r>
+      <w:r>
+        <w:rPr>
+          <w:b/>
+        </w:rPr>
+      </w:r>
+      <w:r>
+        <w:t xml:space="preserve"> We flag this as the one reproducibility item still open.</w:t>
       </w:r>
     </w:p>
     <w:p>
@@ -537,7 +536,7 @@
           </w:tcPr>
           <w:p>
             <w:r>
-              <w:t>Resolved (Sections 3.1–3.3). Banked assessment results are excluded and this is now stated in Section 3.3; date_unregistration is named in Sections 3.1 and 3.3 and is used only to close the observation window. A per-feature dictionary is still not included as a standalone table — open, see Reviewer 2, Comment 10</w:t>
+              <w:t>Resolved (Sections 3.1–3.3 and supplementary file S1). A per-feature dictionary for all 116 features is now supplied as S1; banked assessment results are excluded and this is stated in Section 3.3; date_unregistration is named in Sections 3.1 and 3.3 and is used only to close the observation window</w:t>
             </w:r>
           </w:p>
         </w:tc>
@@ -601,7 +600,7 @@
           </w:tcPr>
           <w:p>
             <w:r>
-              <w:t>Split fully specified (resolved); truncation-at-week-k curve not added (open)</w:t>
+              <w:t>Split fully specified (resolved). The early-prediction requirement is now addressed by new Section 4.6.3 and Table 13, which report performance by length of observed history (3–4, 5–8, 9–16, 17+ weeks); a fixed-week truncation curve is still not added (open)</w:t>
             </w:r>
           </w:p>
         </w:tc>
@@ -633,7 +632,7 @@
           </w:tcPr>
           <w:p>
             <w:r>
-              <w:t>Resolved — all tables and Figure 4 are now ten-seed (42–51) and are generated from the same per-seed files, so Table 7 and Table 9 agree. [Figure 3 convergence panels still to be re-rendered from the ten per-seed epoch logs]</w:t>
+              <w:t>Resolved — all tables and all figures, including the Figure 3 convergence panels, are now ten-seed (42–51) and are generated from the same per-seed files, so Table 7 and Table 9 agree</w:t>
             </w:r>
           </w:p>
         </w:tc>
@@ -1003,7 +1002,7 @@
         <w:t>Response — Resolved.</w:t>
       </w:r>
       <w:r>
-        <w:t xml:space="preserve"> Section 3.1–3.3 give the cleaning rules, exclusion criteria, and all feature groups in text; equations are complete and consistent (Eqs. 1–19); component naming is now consistent throughout (EBB-Net framework, group tokens, Context-FiLM, temporal TCN — no CAFE-Net/EBB-Net name mixing remains). A dedicated tabular feature dictionary (one row per feature with description and group) was not added as a standalone table; the feature groups are described in running text in Section 3.3.</w:t>
+        <w:t xml:space="preserve"> Section 3.1–3.3 give the cleaning rules, exclusion criteria, and all feature groups in text; equations are complete and consistent (Eqs. 1–19); component naming is now consistent throughout (EBB-Net framework, group tokens, Context-FiLM, temporal TCN — no CAFE-Net/EBB-Net name mixing remains). A per-feature dictionary is now provided as supplementary file S1. It has one row for each of the 116 features, giving the feature name, its semantic group and the transform applied, for all 82 dynamic and 34 static features. The feature groups remain described in running text in Section 3.3, and the Data Availability statement points to S1.</w:t>
       </w:r>
     </w:p>
     <w:p>
@@ -1019,7 +1018,7 @@
         <w:rPr>
           <w:b/>
         </w:rPr>
-        <w:t>The following items were raised in the editorial check of the previous revision and have also been corrected. (1) Threshold wording: the phrase “more than 10% below”, which conflicted with the add-one log-ratio definition, has been replaced throughout the abstract, Aim, Section 3, Section 4.1 and the Conclusion with “below 0.90 of the personal baseline on the add-one log-ratio scale”. (2) The ensemble is described as a ten-seed ensemble in the abstract, Novelty, Contribution, Section 3.4 and Table 8, not a three-seed ensemble. (3) Section 3.1 now states the positive-class prevalence (0.5552 training, 0.5525 validation, 0.5556 test; 0.5549 overall), which is the chance level for PR-AUC. (4) Section 4.6 no longer claims that EBB-Net leads on every metric; it states that MLP has a lower ECE, LightGBM a higher precision and TCN a higher recall. (5) The Limitations section has been rewritten to contain limitations only, renumbered as Section 4.9 and moved to the end of Section 4, before the Conclusion. (6) An ethics statement, a conflict-of-interest statement and a funding statement have been added after the Data Availability Statement. (7) A paper-organisation paragraph has been added at the end of the Introduction. (8) Method and dataset citations have been added: OULAD [31], FiLM [32], TCN [33], FT-Transformer [34], SHAP [35], LIME [36], temperature scaling [37], split conformal prediction [38] and the Holm procedure [39]. (9) Reference errors have been corrected: the Kord year mismatch (now 2026 in text and list), the Feng year mismatch (now 2026), the stray “A. Kord et al.” inside the title of [12], the missing venue and year of [18] (now Reliable and Trustworthy Artificial Intelligence 2025, PMLR 310, pp.24–33), the missing volume and article number of [25] and [26], the capitalisation of KANFormer in [8], and “Khaoula And Soltane” in Table 1. (10) Spelling has been standardised to British usage in the author text, and “enrolment” is now consistently “enrollment”. (11) Two items remain open and are not claimed as resolved: the per-feature supplementary dictionary (S1) and the replacement of the remaining conference-proceedings and preprint citations ([7], [11], [16], [28]) with journal sources in the problem-definition and related-work sections.</w:t>
+        <w:t>The following items were raised in the editorial check of the previous revision and have also been corrected. (1) Threshold wording: the phrase “more than 10% below”, which conflicted with the add-one log-ratio definition, has been replaced throughout the abstract, Aim, Section 3, Section 4.1 and the Conclusion with “below 0.90 of the personal baseline on the add-one log-ratio scale”. (2) The ensemble is described as a ten-seed ensemble in the abstract, Novelty, Contribution, Section 3.4 and Table 8, not a three-seed ensemble. (3) Section 3.1 now states the positive-class prevalence (0.5552 training, 0.5525 validation, 0.5556 test; 0.5549 overall), which is the chance level for PR-AUC. (4) Section 4.6 no longer claims that EBB-Net leads on every metric; it states that MLP has a lower ECE, LightGBM a higher precision and TCN a higher recall. (5) The Limitations section has been rewritten to contain limitations only, renumbered as Section 4.9 and moved to the end of Section 4, before the Conclusion. (6) An ethics statement, a conflict-of-interest statement and a funding statement have been added after the Data Availability Statement. (7) A paper-organisation paragraph has been added at the end of the Introduction. (8) Method and dataset citations have been added: OULAD [31], FiLM [32], TCN [33], FT-Transformer [34], SHAP [35], LIME [36], temperature scaling [37], split conformal prediction [38] and the Holm procedure [39]. (9) Reference errors have been corrected: the Kord year mismatch (now 2026 in text and list), the Feng year mismatch (now 2026), the stray “A. Kord et al.” inside the title of [12], the missing venue and year of [18] (now Reliable and Trustworthy Artificial Intelligence 2025, PMLR 310, pp.24–33), the missing volume and article number of [25] and [26], the capitalisation of KANFormer in [8], and “Khaoula And Soltane” in Table 1. (10) Spelling has been standardised to British usage in the author text, and “enrolment” is now consistently “enrollment”. (11) Table 5, the optimiser line in §3.5 and the loss row of Table 3 have been corrected to the hyperparameters actually used in the ten-seed runs; see the response to Editor Comment 4. (12) Section 4.4 and the Figure 3 panels have been regenerated from the ten per-seed epoch logs. (13) New Section 4.6.3 and Table 13 report performance by length of observed history, and new Section 4.9 and Table 14 tabulate the eight leakage checks; the Limitations section is now Section 4.10. (14) Supplementary files S1 (per-feature dictionary), S2 (leakage-check log) and S3 (hyperparameter search trials) are included in the deposit. (15) Three items remain open and are not claimed as resolved: the temporal 2013 → 2014 presentation-held-out split, the three leakage-diagnostic predictors (training-mean, presentation-identifier-only and metadata-only), and the replacement of the remaining conference-proceedings and preprint citations ([7], [11], [16], [28]) with journal sources in the problem-definition and related-work sections.</w:t>
       </w:r>
     </w:p>
     <w:sectPr>
